--- a/engine/otpgen/templates/otp.docx
+++ b/engine/otpgen/templates/otp.docx
@@ -628,6 +628,10 @@
     </w:p>
     <w:p>
       <w:pPr>
+        <w:numPr>
+          <w:ilvl w:val="0"/>
+          <w:numId w:val="1"/>
+        </w:numPr>
         <w:spacing w:line="360" w:lineRule="auto"/>
         <w:contextualSpacing/>
         <w:rPr>
@@ -646,12 +650,13 @@
           <w:lang w:val="en-US"/>
           <w14:ligatures w14:val="none"/>
         </w:rPr>
-        <w:t>EXTRACT FROM MINUTES OF A MEETING OF THE MEMBERS/DIRECTORS/TRUSTEES</w:t>
+        <w:t xml:space="preserve">RESTITUTION OF LAND RIGHTS </w:t>
       </w:r>
     </w:p>
     <w:p>
       <w:pPr>
         <w:spacing w:line="360" w:lineRule="auto"/>
+        <w:ind w:firstLine="360"/>
         <w:contextualSpacing/>
         <w:rPr>
           <w:rFonts w:ascii="Century Gothic" w:eastAsia="Times New Roman" w:hAnsi="Century Gothic" w:cs="Times New Roman"/>
@@ -669,12 +674,13 @@
           <w:lang w:val="en-US"/>
           <w14:ligatures w14:val="none"/>
         </w:rPr>
-        <w:t>FICA REQUIREMENTS</w:t>
+        <w:t>EXTRACT FROM MINUTES OF A MEETING OF THE MEMBERS/DIRECTORS/TRUSTEES</w:t>
       </w:r>
     </w:p>
     <w:p>
       <w:pPr>
         <w:spacing w:line="360" w:lineRule="auto"/>
+        <w:ind w:firstLine="360"/>
         <w:contextualSpacing/>
         <w:rPr>
           <w:rFonts w:ascii="Century Gothic" w:eastAsia="Times New Roman" w:hAnsi="Century Gothic" w:cs="Times New Roman"/>
@@ -684,6 +690,29 @@
           <w14:ligatures w14:val="none"/>
         </w:rPr>
       </w:pPr>
+      <w:r>
+        <w:rPr>
+          <w:rFonts w:ascii="Century Gothic" w:eastAsia="Times New Roman" w:hAnsi="Century Gothic" w:cs="Times New Roman"/>
+          <w:sz w:val="24"/>
+          <w:szCs w:val="24"/>
+          <w:lang w:val="en-US"/>
+          <w14:ligatures w14:val="none"/>
+        </w:rPr>
+        <w:t>FICA REQUIREMENTS</w:t>
+      </w:r>
+    </w:p>
+    <w:p>
+      <w:pPr>
+        <w:spacing w:line="360" w:lineRule="auto"/>
+        <w:contextualSpacing/>
+        <w:rPr>
+          <w:rFonts w:ascii="Century Gothic" w:eastAsia="Times New Roman" w:hAnsi="Century Gothic" w:cs="Times New Roman"/>
+          <w:sz w:val="24"/>
+          <w:szCs w:val="24"/>
+          <w:lang w:val="en-US"/>
+          <w14:ligatures w14:val="none"/>
+        </w:rPr>
+      </w:pPr>
     </w:p>
     <w:p>
       <w:pPr>
@@ -698,10 +727,7 @@
           <w14:ligatures w14:val="none"/>
         </w:rPr>
       </w:pPr>
-    </w:p>
-    <w:p>
-      <w:pPr>
-        <w:jc w:val="center"/>
+      <w:r>
         <w:rPr>
           <w:rFonts w:ascii="Century Gothic" w:eastAsia="Times New Roman" w:hAnsi="Century Gothic" w:cs="Times New Roman"/>
           <w:b/>
@@ -711,8 +737,13 @@
           <w:lang w:val="en-US"/>
           <w14:ligatures w14:val="none"/>
         </w:rPr>
-      </w:pPr>
-      <w:r>
+        <w:lastRenderedPageBreak/>
+        <w:t>AGREEMENT AND CONDITIONS OF SALE</w:t>
+      </w:r>
+    </w:p>
+    <w:p>
+      <w:pPr>
+        <w:jc w:val="center"/>
         <w:rPr>
           <w:rFonts w:ascii="Century Gothic" w:eastAsia="Times New Roman" w:hAnsi="Century Gothic" w:cs="Times New Roman"/>
           <w:b/>
@@ -722,13 +753,8 @@
           <w:lang w:val="en-US"/>
           <w14:ligatures w14:val="none"/>
         </w:rPr>
-        <w:lastRenderedPageBreak/>
-        <w:t>AGREEMENT AND CONDITIONS OF SALE</w:t>
-      </w:r>
-    </w:p>
-    <w:p>
-      <w:pPr>
-        <w:jc w:val="center"/>
+      </w:pPr>
+      <w:r>
         <w:rPr>
           <w:rFonts w:ascii="Century Gothic" w:eastAsia="Times New Roman" w:hAnsi="Century Gothic" w:cs="Times New Roman"/>
           <w:b/>
@@ -738,17 +764,6 @@
           <w:lang w:val="en-US"/>
           <w14:ligatures w14:val="none"/>
         </w:rPr>
-      </w:pPr>
-      <w:r>
-        <w:rPr>
-          <w:rFonts w:ascii="Century Gothic" w:eastAsia="Times New Roman" w:hAnsi="Century Gothic" w:cs="Times New Roman"/>
-          <w:b/>
-          <w:bCs/>
-          <w:sz w:val="28"/>
-          <w:szCs w:val="28"/>
-          <w:lang w:val="en-US"/>
-          <w14:ligatures w14:val="none"/>
-        </w:rPr>
         <w:t xml:space="preserve"> IN RESPECT OF IMMOVABLE PROPERTY</w:t>
       </w:r>
     </w:p>
@@ -821,7 +836,6 @@
         </w:rPr>
         <w:t>AUCTIONEER</w:t>
       </w:r>
-      <w:proofErr w:type="gramStart"/>
       <w:r>
         <w:rPr>
           <w:rFonts w:ascii="Century Gothic" w:eastAsia="Times New Roman" w:hAnsi="Century Gothic" w:cs="Times New Roman"/>
@@ -830,10 +844,12 @@
           <w:lang w:val="en-US"/>
           <w14:ligatures w14:val="none"/>
         </w:rPr>
-        <w:t>) on</w:t>
-      </w:r>
-      <w:proofErr w:type="gramEnd"/>
-      <w:r>
+        <w:t>) on instructions from:</w:t>
+      </w:r>
+    </w:p>
+    <w:p>
+      <w:pPr>
+        <w:jc w:val="center"/>
         <w:rPr>
           <w:rFonts w:ascii="Century Gothic" w:eastAsia="Times New Roman" w:hAnsi="Century Gothic" w:cs="Times New Roman"/>
           <w:sz w:val="16"/>
@@ -841,8 +857,7 @@
           <w:lang w:val="en-US"/>
           <w14:ligatures w14:val="none"/>
         </w:rPr>
-        <w:t xml:space="preserve"> instructions from:</w:t>
-      </w:r>
+      </w:pPr>
     </w:p>
     <w:p>
       <w:pPr>
@@ -855,10 +870,7 @@
           <w14:ligatures w14:val="none"/>
         </w:rPr>
       </w:pPr>
-    </w:p>
-    <w:p>
-      <w:pPr>
-        <w:jc w:val="center"/>
+      <w:r>
         <w:rPr>
           <w:rFonts w:ascii="Century Gothic" w:eastAsia="Times New Roman" w:hAnsi="Century Gothic" w:cs="Times New Roman"/>
           <w:sz w:val="16"/>
@@ -866,8 +878,12 @@
           <w:lang w:val="en-US"/>
           <w14:ligatures w14:val="none"/>
         </w:rPr>
-      </w:pPr>
-      <w:r>
+        <w:t xml:space="preserve">{{seller_heading}}</w:t>
+      </w:r>
+    </w:p>
+    <w:p>
+      <w:pPr>
+        <w:jc w:val="center"/>
         <w:rPr>
           <w:rFonts w:ascii="Century Gothic" w:eastAsia="Times New Roman" w:hAnsi="Century Gothic" w:cs="Times New Roman"/>
           <w:sz w:val="16"/>
@@ -875,7 +891,28 @@
           <w:lang w:val="en-US"/>
           <w14:ligatures w14:val="none"/>
         </w:rPr>
-        <w:t xml:space="preserve">{{seller_heading}}</w:t>
+      </w:pPr>
+    </w:p>
+    <w:p>
+      <w:pPr>
+        <w:jc w:val="center"/>
+        <w:rPr>
+          <w:rFonts w:ascii="Century Gothic" w:eastAsia="Times New Roman" w:hAnsi="Century Gothic"/>
+          <w:b/>
+          <w:sz w:val="20"/>
+          <w:szCs w:val="20"/>
+          <w:lang w:val="en-GB"/>
+        </w:rPr>
+      </w:pPr>
+      <w:r>
+        <w:rPr>
+          <w:rFonts w:ascii="Century Gothic" w:eastAsia="Times New Roman" w:hAnsi="Century Gothic"/>
+          <w:b/>
+          <w:sz w:val="20"/>
+          <w:szCs w:val="20"/>
+          <w:lang w:val="en-GB"/>
+        </w:rPr>
+        <w:t xml:space="preserve">{{seller_line}}</w:t>
       </w:r>
     </w:p>
     <w:p>
@@ -892,29 +929,6 @@
     </w:p>
     <w:p>
       <w:pPr>
-        <w:jc w:val="center"/>
-        <w:rPr>
-          <w:rFonts w:ascii="Century Gothic" w:eastAsia="Times New Roman" w:hAnsi="Century Gothic"/>
-          <w:b/>
-          <w:sz w:val="20"/>
-          <w:szCs w:val="20"/>
-          <w:lang w:val="en-GB"/>
-        </w:rPr>
-      </w:pPr>
-      <w:r>
-        <w:rPr>
-          <w:rFonts w:ascii="Century Gothic" w:eastAsia="Times New Roman" w:hAnsi="Century Gothic"/>
-          <w:b/>
-          <w:sz w:val="20"/>
-          <w:szCs w:val="20"/>
-          <w:lang w:val="en-GB"/>
-        </w:rPr>
-        <w:t xml:space="preserve">{{seller_line}}</w:t>
-      </w:r>
-    </w:p>
-    <w:p>
-      <w:pPr>
-        <w:jc w:val="center"/>
         <w:rPr>
           <w:rFonts w:ascii="Century Gothic" w:eastAsia="Times New Roman" w:hAnsi="Century Gothic" w:cs="Times New Roman"/>
           <w:sz w:val="16"/>
@@ -923,9 +937,7 @@
           <w14:ligatures w14:val="none"/>
         </w:rPr>
       </w:pPr>
-    </w:p>
-    <w:p>
-      <w:pPr>
+      <w:r>
         <w:rPr>
           <w:rFonts w:ascii="Century Gothic" w:eastAsia="Times New Roman" w:hAnsi="Century Gothic" w:cs="Times New Roman"/>
           <w:sz w:val="16"/>
@@ -933,7 +945,20 @@
           <w:lang w:val="en-US"/>
           <w14:ligatures w14:val="none"/>
         </w:rPr>
-      </w:pPr>
+        <w:t xml:space="preserve">(Hereafter referred to as the </w:t>
+      </w:r>
+      <w:r>
+        <w:rPr>
+          <w:rFonts w:ascii="Century Gothic" w:eastAsia="Times New Roman" w:hAnsi="Century Gothic" w:cs="Times New Roman"/>
+          <w:b/>
+          <w:bCs/>
+          <w:sz w:val="16"/>
+          <w:szCs w:val="16"/>
+          <w:lang w:val="en-US"/>
+          <w14:ligatures w14:val="none"/>
+        </w:rPr>
+        <w:t>SELLER</w:t>
+      </w:r>
       <w:r>
         <w:rPr>
           <w:rFonts w:ascii="Century Gothic" w:eastAsia="Times New Roman" w:hAnsi="Century Gothic" w:cs="Times New Roman"/>
@@ -942,51 +967,7 @@
           <w:lang w:val="en-US"/>
           <w14:ligatures w14:val="none"/>
         </w:rPr>
-        <w:t xml:space="preserve">(Hereafter referred to as the </w:t>
-      </w:r>
-      <w:r>
-        <w:rPr>
-          <w:rFonts w:ascii="Century Gothic" w:eastAsia="Times New Roman" w:hAnsi="Century Gothic" w:cs="Times New Roman"/>
-          <w:b/>
-          <w:bCs/>
-          <w:sz w:val="16"/>
-          <w:szCs w:val="16"/>
-          <w:lang w:val="en-US"/>
-          <w14:ligatures w14:val="none"/>
-        </w:rPr>
-        <w:t>SELLER</w:t>
-      </w:r>
-      <w:r>
-        <w:rPr>
-          <w:rFonts w:ascii="Century Gothic" w:eastAsia="Times New Roman" w:hAnsi="Century Gothic" w:cs="Times New Roman"/>
-          <w:sz w:val="16"/>
-          <w:szCs w:val="16"/>
-          <w:lang w:val="en-US"/>
-          <w14:ligatures w14:val="none"/>
-        </w:rPr>
-        <w:t xml:space="preserve">), to sell on behalf of the seller, by public auction or by private treaty the undermentioned property / </w:t>
-      </w:r>
-      <w:proofErr w:type="spellStart"/>
-      <w:r>
-        <w:rPr>
-          <w:rFonts w:ascii="Century Gothic" w:eastAsia="Times New Roman" w:hAnsi="Century Gothic" w:cs="Times New Roman"/>
-          <w:sz w:val="16"/>
-          <w:szCs w:val="16"/>
-          <w:lang w:val="en-US"/>
-          <w14:ligatures w14:val="none"/>
-        </w:rPr>
-        <w:t>ies</w:t>
-      </w:r>
-      <w:proofErr w:type="spellEnd"/>
-      <w:r>
-        <w:rPr>
-          <w:rFonts w:ascii="Century Gothic" w:eastAsia="Times New Roman" w:hAnsi="Century Gothic" w:cs="Times New Roman"/>
-          <w:sz w:val="16"/>
-          <w:szCs w:val="16"/>
-          <w:lang w:val="en-US"/>
-          <w14:ligatures w14:val="none"/>
-        </w:rPr>
-        <w:t xml:space="preserve"> (herein after the </w:t>
+        <w:t xml:space="preserve">), to sell on behalf of the seller, by public auction or by private treaty the undermentioned property / ies (herein after the </w:t>
       </w:r>
       <w:r>
         <w:rPr>
@@ -1210,6 +1191,17 @@
       </w:r>
       <w:r>
         <w:rPr>
+          <w:rFonts w:ascii="Century Gothic" w:hAnsi="Century Gothic" w:cs="T3Font_6"/>
+          <w:b/>
+          <w:bCs/>
+          <w:sz w:val="20"/>
+          <w:szCs w:val="20"/>
+          <w14:ligatures w14:val="none"/>
+        </w:rPr>
+        <w:t xml:space="preserve">  </w:t>
+      </w:r>
+      <w:r>
+        <w:rPr>
           <w:rFonts w:ascii="Century Gothic" w:eastAsia="Times New Roman" w:hAnsi="Century Gothic"/>
           <w:b/>
           <w:sz w:val="20"/>
@@ -1274,6 +1266,17 @@
           <w14:ligatures w14:val="none"/>
         </w:rPr>
         <w:t xml:space="preserve"> </w:t>
+      </w:r>
+      <w:r>
+        <w:rPr>
+          <w:rFonts w:ascii="Century Gothic" w:hAnsi="Century Gothic" w:cs="T3Font_6"/>
+          <w:b/>
+          <w:bCs/>
+          <w:sz w:val="20"/>
+          <w:szCs w:val="20"/>
+          <w14:ligatures w14:val="none"/>
+        </w:rPr>
+        <w:t xml:space="preserve">            </w:t>
       </w:r>
       <w:r>
         <w:rPr>
@@ -1350,6 +1353,26 @@
           <w14:ligatures w14:val="none"/>
         </w:rPr>
         <w:t xml:space="preserve">      MASTER REF: </w:t>
+      </w:r>
+      <w:r>
+        <w:rPr>
+          <w:rFonts w:ascii="Century Gothic" w:eastAsia="Times New Roman" w:hAnsi="Century Gothic" w:cs="Times New Roman"/>
+          <w:sz w:val="16"/>
+          <w:szCs w:val="16"/>
+          <w:lang w:val="en-US"/>
+          <w14:ligatures w14:val="none"/>
+        </w:rPr>
+        <w:t xml:space="preserve">                </w:t>
+      </w:r>
+      <w:r>
+        <w:rPr>
+          <w:rFonts w:ascii="Century Gothic" w:eastAsia="Times New Roman" w:hAnsi="Century Gothic" w:cs="Times New Roman"/>
+          <w:sz w:val="16"/>
+          <w:szCs w:val="16"/>
+          <w:lang w:val="en-US"/>
+          <w14:ligatures w14:val="none"/>
+        </w:rPr>
+        <w:t xml:space="preserve"> </w:t>
       </w:r>
       <w:r>
         <w:rPr>
@@ -1544,51 +1567,7 @@
           <w:lang w:val="en-US"/>
           <w14:ligatures w14:val="none"/>
         </w:rPr>
-        <w:t xml:space="preserve">Natural </w:t>
-      </w:r>
-      <w:proofErr w:type="gramStart"/>
-      <w:r>
-        <w:rPr>
-          <w:rFonts w:ascii="Century Gothic" w:eastAsia="Times New Roman" w:hAnsi="Century Gothic" w:cs="Times New Roman"/>
-          <w:sz w:val="18"/>
-          <w:szCs w:val="18"/>
-          <w:lang w:val="en-US"/>
-          <w14:ligatures w14:val="none"/>
-        </w:rPr>
-        <w:t>persons</w:t>
-      </w:r>
-      <w:proofErr w:type="gramEnd"/>
-      <w:r>
-        <w:rPr>
-          <w:rFonts w:ascii="Century Gothic" w:eastAsia="Times New Roman" w:hAnsi="Century Gothic" w:cs="Times New Roman"/>
-          <w:sz w:val="18"/>
-          <w:szCs w:val="18"/>
-          <w:lang w:val="en-US"/>
-          <w14:ligatures w14:val="none"/>
-        </w:rPr>
-        <w:t xml:space="preserve"> shall include legal </w:t>
-      </w:r>
-      <w:proofErr w:type="gramStart"/>
-      <w:r>
-        <w:rPr>
-          <w:rFonts w:ascii="Century Gothic" w:eastAsia="Times New Roman" w:hAnsi="Century Gothic" w:cs="Times New Roman"/>
-          <w:sz w:val="18"/>
-          <w:szCs w:val="18"/>
-          <w:lang w:val="en-US"/>
-          <w14:ligatures w14:val="none"/>
-        </w:rPr>
-        <w:t>persons</w:t>
-      </w:r>
-      <w:proofErr w:type="gramEnd"/>
-      <w:r>
-        <w:rPr>
-          <w:rFonts w:ascii="Century Gothic" w:eastAsia="Times New Roman" w:hAnsi="Century Gothic" w:cs="Times New Roman"/>
-          <w:sz w:val="18"/>
-          <w:szCs w:val="18"/>
-          <w:lang w:val="en-US"/>
-          <w14:ligatures w14:val="none"/>
-        </w:rPr>
-        <w:t xml:space="preserve"> and vice versa.</w:t>
+        <w:t>Natural persons shall include legal persons and vice versa.</w:t>
       </w:r>
     </w:p>
     <w:p>
@@ -1647,54 +1626,6 @@
     </w:p>
     <w:p>
       <w:pPr>
-        <w:rPr>
-          <w:rFonts w:ascii="Century Gothic" w:eastAsia="Times New Roman" w:hAnsi="Century Gothic" w:cs="Times New Roman"/>
-          <w:sz w:val="18"/>
-          <w:szCs w:val="18"/>
-          <w:lang w:val="en-US"/>
-          <w14:ligatures w14:val="none"/>
-        </w:rPr>
-      </w:pPr>
-    </w:p>
-    <w:p>
-      <w:pPr>
-        <w:numPr>
-          <w:ilvl w:val="1"/>
-          <w:numId w:val="3"/>
-        </w:numPr>
-        <w:contextualSpacing/>
-        <w:rPr>
-          <w:rFonts w:ascii="Century Gothic" w:eastAsia="Times New Roman" w:hAnsi="Century Gothic" w:cs="Times New Roman"/>
-          <w:sz w:val="18"/>
-          <w:szCs w:val="18"/>
-          <w:lang w:val="en-US"/>
-          <w14:ligatures w14:val="none"/>
-        </w:rPr>
-      </w:pPr>
-      <w:r>
-        <w:rPr>
-          <w:rFonts w:ascii="Century Gothic" w:eastAsia="Times New Roman" w:hAnsi="Century Gothic" w:cs="Times New Roman"/>
-          <w:sz w:val="18"/>
-          <w:szCs w:val="18"/>
-          <w:lang w:val="en-US"/>
-          <w14:ligatures w14:val="none"/>
-        </w:rPr>
-        <w:t xml:space="preserve">In the event of this contract not arising from a public auction but as a private treaty, then all references to - </w:t>
-      </w:r>
-    </w:p>
-    <w:p>
-      <w:pPr>
-        <w:rPr>
-          <w:rFonts w:ascii="Century Gothic" w:eastAsia="Times New Roman" w:hAnsi="Century Gothic" w:cs="Times New Roman"/>
-          <w:sz w:val="18"/>
-          <w:szCs w:val="18"/>
-          <w:lang w:val="en-US"/>
-          <w14:ligatures w14:val="none"/>
-        </w:rPr>
-      </w:pPr>
-    </w:p>
-    <w:p>
-      <w:pPr>
         <w:numPr>
           <w:ilvl w:val="2"/>
           <w:numId w:val="3"/>
@@ -1712,14 +1643,12 @@
       <w:r>
         <w:rPr>
           <w:rFonts w:ascii="Century Gothic" w:eastAsia="Times New Roman" w:hAnsi="Century Gothic" w:cs="Times New Roman"/>
-          <w:b/>
-          <w:bCs/>
-          <w:sz w:val="18"/>
-          <w:szCs w:val="18"/>
-          <w:lang w:val="en-US"/>
-          <w14:ligatures w14:val="none"/>
-        </w:rPr>
-        <w:t>AUCTIONEER</w:t>
+          <w:sz w:val="18"/>
+          <w:szCs w:val="18"/>
+          <w:lang w:val="en-US"/>
+          <w14:ligatures w14:val="none"/>
+        </w:rPr>
+        <w:t>Date of acceptance, the date on which the Seller accepts and confirms the highest bid/offer in writing</w:t>
       </w:r>
       <w:r>
         <w:rPr>
@@ -1729,19 +1658,7 @@
           <w:lang w:val="en-US"/>
           <w14:ligatures w14:val="none"/>
         </w:rPr>
-        <w:t xml:space="preserve"> shall be deemed to refer to as the </w:t>
-      </w:r>
-      <w:r>
-        <w:rPr>
-          <w:rFonts w:ascii="Century Gothic" w:eastAsia="Times New Roman" w:hAnsi="Century Gothic" w:cs="Times New Roman"/>
-          <w:b/>
-          <w:bCs/>
-          <w:sz w:val="18"/>
-          <w:szCs w:val="18"/>
-          <w:lang w:val="en-US"/>
-          <w14:ligatures w14:val="none"/>
-        </w:rPr>
-        <w:t>AGENT.</w:t>
+        <w:t>.</w:t>
       </w:r>
     </w:p>
     <w:p>
@@ -1763,46 +1680,12 @@
       <w:r>
         <w:rPr>
           <w:rFonts w:ascii="Century Gothic" w:eastAsia="Times New Roman" w:hAnsi="Century Gothic" w:cs="Times New Roman"/>
-          <w:b/>
-          <w:bCs/>
-          <w:sz w:val="18"/>
-          <w:szCs w:val="18"/>
-          <w:lang w:val="en-US"/>
-          <w14:ligatures w14:val="none"/>
-        </w:rPr>
-        <w:t>AUCTIONEER’S</w:t>
-      </w:r>
-      <w:r>
-        <w:rPr>
-          <w:rFonts w:ascii="Century Gothic" w:eastAsia="Times New Roman" w:hAnsi="Century Gothic" w:cs="Times New Roman"/>
-          <w:sz w:val="18"/>
-          <w:szCs w:val="18"/>
-          <w:lang w:val="en-US"/>
-          <w14:ligatures w14:val="none"/>
-        </w:rPr>
-        <w:t xml:space="preserve"> commission shall be deemed to refer to </w:t>
-      </w:r>
-      <w:r>
-        <w:rPr>
-          <w:rFonts w:ascii="Century Gothic" w:eastAsia="Times New Roman" w:hAnsi="Century Gothic" w:cs="Times New Roman"/>
-          <w:b/>
-          <w:bCs/>
-          <w:sz w:val="18"/>
-          <w:szCs w:val="18"/>
-          <w:lang w:val="en-US"/>
-          <w14:ligatures w14:val="none"/>
-        </w:rPr>
-        <w:t xml:space="preserve">AGENT’S </w:t>
-      </w:r>
-      <w:r>
-        <w:rPr>
-          <w:rFonts w:ascii="Century Gothic" w:eastAsia="Times New Roman" w:hAnsi="Century Gothic" w:cs="Times New Roman"/>
-          <w:sz w:val="18"/>
-          <w:szCs w:val="18"/>
-          <w:lang w:val="en-US"/>
-          <w14:ligatures w14:val="none"/>
-        </w:rPr>
-        <w:t>commission.</w:t>
+          <w:sz w:val="18"/>
+          <w:szCs w:val="18"/>
+          <w:lang w:val="en-US"/>
+          <w14:ligatures w14:val="none"/>
+        </w:rPr>
+        <w:t>Signature date, the date on which the Purchaser signs the agreement and conditions of sale.</w:t>
       </w:r>
     </w:p>
     <w:p>
@@ -1829,6 +1712,221 @@
           <w:lang w:val="en-US"/>
           <w14:ligatures w14:val="none"/>
         </w:rPr>
+        <w:t>Date of occupation, the date upon which possession and/or occupation of the Property is given to the Purchaser in terms of clause 7.</w:t>
+      </w:r>
+    </w:p>
+    <w:p>
+      <w:pPr>
+        <w:numPr>
+          <w:ilvl w:val="2"/>
+          <w:numId w:val="3"/>
+        </w:numPr>
+        <w:ind w:left="1418"/>
+        <w:contextualSpacing/>
+        <w:rPr>
+          <w:rFonts w:ascii="Century Gothic" w:eastAsia="Times New Roman" w:hAnsi="Century Gothic" w:cs="Times New Roman"/>
+          <w:sz w:val="18"/>
+          <w:szCs w:val="18"/>
+          <w:lang w:val="en-US"/>
+          <w14:ligatures w14:val="none"/>
+        </w:rPr>
+      </w:pPr>
+      <w:r>
+        <w:rPr>
+          <w:rFonts w:ascii="Century Gothic" w:eastAsia="Times New Roman" w:hAnsi="Century Gothic" w:cs="Times New Roman"/>
+          <w:sz w:val="18"/>
+          <w:szCs w:val="18"/>
+          <w:lang w:val="en-US"/>
+          <w14:ligatures w14:val="none"/>
+        </w:rPr>
+        <w:t>Confirmation period, the period of days within which the Seller must accept or reject the bid/offer.</w:t>
+      </w:r>
+    </w:p>
+    <w:p>
+      <w:pPr>
+        <w:rPr>
+          <w:rFonts w:ascii="Century Gothic" w:eastAsia="Times New Roman" w:hAnsi="Century Gothic" w:cs="Times New Roman"/>
+          <w:sz w:val="18"/>
+          <w:szCs w:val="18"/>
+          <w:lang w:val="en-US"/>
+          <w14:ligatures w14:val="none"/>
+        </w:rPr>
+      </w:pPr>
+    </w:p>
+    <w:p>
+      <w:pPr>
+        <w:numPr>
+          <w:ilvl w:val="1"/>
+          <w:numId w:val="3"/>
+        </w:numPr>
+        <w:contextualSpacing/>
+        <w:rPr>
+          <w:rFonts w:ascii="Century Gothic" w:eastAsia="Times New Roman" w:hAnsi="Century Gothic" w:cs="Times New Roman"/>
+          <w:sz w:val="18"/>
+          <w:szCs w:val="18"/>
+          <w:lang w:val="en-US"/>
+          <w14:ligatures w14:val="none"/>
+        </w:rPr>
+      </w:pPr>
+      <w:r>
+        <w:rPr>
+          <w:rFonts w:ascii="Century Gothic" w:eastAsia="Times New Roman" w:hAnsi="Century Gothic" w:cs="Times New Roman"/>
+          <w:sz w:val="18"/>
+          <w:szCs w:val="18"/>
+          <w:lang w:val="en-US"/>
+          <w14:ligatures w14:val="none"/>
+        </w:rPr>
+        <w:t xml:space="preserve">In the event of this contract not arising from a public auction but as a private treaty, then all references to - </w:t>
+      </w:r>
+    </w:p>
+    <w:p>
+      <w:pPr>
+        <w:rPr>
+          <w:rFonts w:ascii="Century Gothic" w:eastAsia="Times New Roman" w:hAnsi="Century Gothic" w:cs="Times New Roman"/>
+          <w:sz w:val="18"/>
+          <w:szCs w:val="18"/>
+          <w:lang w:val="en-US"/>
+          <w14:ligatures w14:val="none"/>
+        </w:rPr>
+      </w:pPr>
+    </w:p>
+    <w:p>
+      <w:pPr>
+        <w:numPr>
+          <w:ilvl w:val="2"/>
+          <w:numId w:val="3"/>
+        </w:numPr>
+        <w:ind w:left="1418"/>
+        <w:contextualSpacing/>
+        <w:rPr>
+          <w:rFonts w:ascii="Century Gothic" w:eastAsia="Times New Roman" w:hAnsi="Century Gothic" w:cs="Times New Roman"/>
+          <w:sz w:val="18"/>
+          <w:szCs w:val="18"/>
+          <w:lang w:val="en-US"/>
+          <w14:ligatures w14:val="none"/>
+        </w:rPr>
+      </w:pPr>
+      <w:r>
+        <w:rPr>
+          <w:rFonts w:ascii="Century Gothic" w:eastAsia="Times New Roman" w:hAnsi="Century Gothic" w:cs="Times New Roman"/>
+          <w:b/>
+          <w:bCs/>
+          <w:sz w:val="18"/>
+          <w:szCs w:val="18"/>
+          <w:lang w:val="en-US"/>
+          <w14:ligatures w14:val="none"/>
+        </w:rPr>
+        <w:t>AUCTIONEER</w:t>
+      </w:r>
+      <w:r>
+        <w:rPr>
+          <w:rFonts w:ascii="Century Gothic" w:eastAsia="Times New Roman" w:hAnsi="Century Gothic" w:cs="Times New Roman"/>
+          <w:sz w:val="18"/>
+          <w:szCs w:val="18"/>
+          <w:lang w:val="en-US"/>
+          <w14:ligatures w14:val="none"/>
+        </w:rPr>
+        <w:t xml:space="preserve"> shall be deemed to refer to as the </w:t>
+      </w:r>
+      <w:r>
+        <w:rPr>
+          <w:rFonts w:ascii="Century Gothic" w:eastAsia="Times New Roman" w:hAnsi="Century Gothic" w:cs="Times New Roman"/>
+          <w:b/>
+          <w:bCs/>
+          <w:sz w:val="18"/>
+          <w:szCs w:val="18"/>
+          <w:lang w:val="en-US"/>
+          <w14:ligatures w14:val="none"/>
+        </w:rPr>
+        <w:t>AGENT.</w:t>
+      </w:r>
+    </w:p>
+    <w:p>
+      <w:pPr>
+        <w:numPr>
+          <w:ilvl w:val="2"/>
+          <w:numId w:val="3"/>
+        </w:numPr>
+        <w:ind w:left="1418"/>
+        <w:contextualSpacing/>
+        <w:rPr>
+          <w:rFonts w:ascii="Century Gothic" w:eastAsia="Times New Roman" w:hAnsi="Century Gothic" w:cs="Times New Roman"/>
+          <w:sz w:val="18"/>
+          <w:szCs w:val="18"/>
+          <w:lang w:val="en-US"/>
+          <w14:ligatures w14:val="none"/>
+        </w:rPr>
+      </w:pPr>
+      <w:r>
+        <w:rPr>
+          <w:rFonts w:ascii="Century Gothic" w:eastAsia="Times New Roman" w:hAnsi="Century Gothic" w:cs="Times New Roman"/>
+          <w:b/>
+          <w:bCs/>
+          <w:sz w:val="18"/>
+          <w:szCs w:val="18"/>
+          <w:lang w:val="en-US"/>
+          <w14:ligatures w14:val="none"/>
+        </w:rPr>
+        <w:t>AUCTIONEER’S</w:t>
+      </w:r>
+      <w:r>
+        <w:rPr>
+          <w:rFonts w:ascii="Century Gothic" w:eastAsia="Times New Roman" w:hAnsi="Century Gothic" w:cs="Times New Roman"/>
+          <w:sz w:val="18"/>
+          <w:szCs w:val="18"/>
+          <w:lang w:val="en-US"/>
+          <w14:ligatures w14:val="none"/>
+        </w:rPr>
+        <w:t xml:space="preserve"> commission shall be deemed to refer to </w:t>
+      </w:r>
+      <w:r>
+        <w:rPr>
+          <w:rFonts w:ascii="Century Gothic" w:eastAsia="Times New Roman" w:hAnsi="Century Gothic" w:cs="Times New Roman"/>
+          <w:b/>
+          <w:bCs/>
+          <w:sz w:val="18"/>
+          <w:szCs w:val="18"/>
+          <w:lang w:val="en-US"/>
+          <w14:ligatures w14:val="none"/>
+        </w:rPr>
+        <w:t xml:space="preserve">AGENT’S </w:t>
+      </w:r>
+      <w:r>
+        <w:rPr>
+          <w:rFonts w:ascii="Century Gothic" w:eastAsia="Times New Roman" w:hAnsi="Century Gothic" w:cs="Times New Roman"/>
+          <w:sz w:val="18"/>
+          <w:szCs w:val="18"/>
+          <w:lang w:val="en-US"/>
+          <w14:ligatures w14:val="none"/>
+        </w:rPr>
+        <w:t>commission.</w:t>
+      </w:r>
+    </w:p>
+    <w:p>
+      <w:pPr>
+        <w:numPr>
+          <w:ilvl w:val="2"/>
+          <w:numId w:val="3"/>
+        </w:numPr>
+        <w:ind w:left="1418"/>
+        <w:contextualSpacing/>
+        <w:rPr>
+          <w:rFonts w:ascii="Century Gothic" w:eastAsia="Times New Roman" w:hAnsi="Century Gothic" w:cs="Times New Roman"/>
+          <w:sz w:val="18"/>
+          <w:szCs w:val="18"/>
+          <w:lang w:val="en-US"/>
+          <w14:ligatures w14:val="none"/>
+        </w:rPr>
+      </w:pPr>
+      <w:r>
+        <w:rPr>
+          <w:rFonts w:ascii="Century Gothic" w:eastAsia="Times New Roman" w:hAnsi="Century Gothic" w:cs="Times New Roman"/>
+          <w:sz w:val="18"/>
+          <w:szCs w:val="18"/>
+          <w:lang w:val="en-US"/>
+          <w14:ligatures w14:val="none"/>
+        </w:rPr>
+        <w:lastRenderedPageBreak/>
         <w:t xml:space="preserve">Bid shall be deemed to refer to </w:t>
       </w:r>
       <w:r>
@@ -1928,7 +2026,6 @@
           <w:lang w:val="en-US"/>
           <w14:ligatures w14:val="none"/>
         </w:rPr>
-        <w:lastRenderedPageBreak/>
         <w:t xml:space="preserve">If these Conditions of Sale should arise from a public auction, it will incorporate the Rules of Auction which are available at </w:t>
       </w:r>
       <w:r>
@@ -1975,34 +2072,7 @@
           <w:lang w:val="en-US"/>
           <w14:ligatures w14:val="none"/>
         </w:rPr>
-        <w:t>Dynamic Auctioneers, 187 Gouws Avenue, Raslouw</w:t>
-      </w:r>
-      <w:proofErr w:type="spellStart"/>
-      <w:proofErr w:type="gramStart"/>
-      <w:r>
-        <w:rPr>
-          <w:rFonts w:ascii="Century Gothic" w:eastAsia="Times New Roman" w:hAnsi="Century Gothic" w:cstheme="minorHAnsi"/>
-          <w:b/>
-          <w:bCs/>
-          <w:sz w:val="18"/>
-          <w:szCs w:val="18"/>
-          <w:lang w:val="en-US"/>
-          <w14:ligatures w14:val="none"/>
-        </w:rPr>
-      </w:r>
-      <w:proofErr w:type="spellEnd"/>
-      <w:proofErr w:type="gramEnd"/>
-      <w:r>
-        <w:rPr>
-          <w:rFonts w:ascii="Century Gothic" w:eastAsia="Times New Roman" w:hAnsi="Century Gothic" w:cstheme="minorHAnsi"/>
-          <w:b/>
-          <w:bCs/>
-          <w:sz w:val="18"/>
-          <w:szCs w:val="18"/>
-          <w:lang w:val="en-US"/>
-          <w14:ligatures w14:val="none"/>
-        </w:rPr>
-        <w:t>, Centurion.</w:t>
+        <w:t>Dynamic Auctioneers, 187 Gouws Avenue, Raslouw, Centurion.</w:t>
       </w:r>
     </w:p>
     <w:p>
@@ -2122,29 +2192,7 @@
           <w:lang w:val="en-US"/>
           <w14:ligatures w14:val="none"/>
         </w:rPr>
-        <w:t xml:space="preserve">be sold to the highest bidder subject to </w:t>
-      </w:r>
-      <w:proofErr w:type="gramStart"/>
-      <w:r>
-        <w:rPr>
-          <w:rFonts w:ascii="Century Gothic" w:eastAsia="Times New Roman" w:hAnsi="Century Gothic" w:cstheme="minorHAnsi"/>
-          <w:sz w:val="18"/>
-          <w:szCs w:val="18"/>
-          <w:lang w:val="en-US"/>
-          <w14:ligatures w14:val="none"/>
-        </w:rPr>
-        <w:t>the confirmation</w:t>
-      </w:r>
-      <w:proofErr w:type="gramEnd"/>
-      <w:r>
-        <w:rPr>
-          <w:rFonts w:ascii="Century Gothic" w:eastAsia="Times New Roman" w:hAnsi="Century Gothic" w:cstheme="minorHAnsi"/>
-          <w:sz w:val="18"/>
-          <w:szCs w:val="18"/>
-          <w:lang w:val="en-US"/>
-          <w14:ligatures w14:val="none"/>
-        </w:rPr>
-        <w:t xml:space="preserve"> by the </w:t>
+        <w:t xml:space="preserve">be sold to the highest bidder subject to the confirmation by the </w:t>
       </w:r>
       <w:r>
         <w:rPr>
@@ -2471,29 +2519,7 @@
           <w:lang w:val="en-US"/>
           <w14:ligatures w14:val="none"/>
         </w:rPr>
-        <w:t xml:space="preserve"> is entitled at his sole discretion to refuse any bid without having to give reasons for such refusal. Should there be a dispute between bidders or between any bidder and the </w:t>
-      </w:r>
-      <w:proofErr w:type="gramStart"/>
-      <w:r>
-        <w:rPr>
-          <w:rFonts w:ascii="Century Gothic" w:eastAsia="Times New Roman" w:hAnsi="Century Gothic" w:cstheme="minorHAnsi"/>
-          <w:sz w:val="18"/>
-          <w:szCs w:val="18"/>
-          <w:lang w:val="en-US"/>
-          <w14:ligatures w14:val="none"/>
-        </w:rPr>
-        <w:t>auctioneer</w:t>
-      </w:r>
-      <w:proofErr w:type="gramEnd"/>
-      <w:r>
-        <w:rPr>
-          <w:rFonts w:ascii="Century Gothic" w:eastAsia="Times New Roman" w:hAnsi="Century Gothic" w:cstheme="minorHAnsi"/>
-          <w:sz w:val="18"/>
-          <w:szCs w:val="18"/>
-          <w:lang w:val="en-US"/>
-          <w14:ligatures w14:val="none"/>
-        </w:rPr>
-        <w:t xml:space="preserve"> the property will immediately be re-auctioned.</w:t>
+        <w:t xml:space="preserve"> is entitled at his sole discretion to refuse any bid without having to give reasons for such refusal. Should there be a dispute between bidders or between any bidder and the auctioneer the property will immediately be re-auctioned.</w:t>
       </w:r>
     </w:p>
     <w:p>
@@ -2863,51 +2889,7 @@
           <w:lang w:val="en-US"/>
           <w14:ligatures w14:val="none"/>
         </w:rPr>
-        <w:t xml:space="preserve"> shall be responsible for the accuracy of any statement made in any advertisement or notice of sale of the property relating to its situation, extent, improvements thereon or other </w:t>
-      </w:r>
-      <w:proofErr w:type="gramStart"/>
-      <w:r>
-        <w:rPr>
-          <w:rFonts w:ascii="Century Gothic" w:eastAsia="Times New Roman" w:hAnsi="Century Gothic" w:cstheme="minorHAnsi"/>
-          <w:sz w:val="18"/>
-          <w:szCs w:val="18"/>
-          <w:lang w:val="en-US"/>
-          <w14:ligatures w14:val="none"/>
-        </w:rPr>
-        <w:t>detail</w:t>
-      </w:r>
-      <w:proofErr w:type="gramEnd"/>
-      <w:r>
-        <w:rPr>
-          <w:rFonts w:ascii="Century Gothic" w:eastAsia="Times New Roman" w:hAnsi="Century Gothic" w:cstheme="minorHAnsi"/>
-          <w:sz w:val="18"/>
-          <w:szCs w:val="18"/>
-          <w:lang w:val="en-US"/>
-          <w14:ligatures w14:val="none"/>
-        </w:rPr>
-        <w:t xml:space="preserve"> and no compensation shall be claimable in respect of any </w:t>
-      </w:r>
-      <w:proofErr w:type="gramStart"/>
-      <w:r>
-        <w:rPr>
-          <w:rFonts w:ascii="Century Gothic" w:eastAsia="Times New Roman" w:hAnsi="Century Gothic" w:cstheme="minorHAnsi"/>
-          <w:sz w:val="18"/>
-          <w:szCs w:val="18"/>
-          <w:lang w:val="en-US"/>
-          <w14:ligatures w14:val="none"/>
-        </w:rPr>
-        <w:t>error</w:t>
-      </w:r>
-      <w:proofErr w:type="gramEnd"/>
-      <w:r>
-        <w:rPr>
-          <w:rFonts w:ascii="Century Gothic" w:eastAsia="Times New Roman" w:hAnsi="Century Gothic" w:cstheme="minorHAnsi"/>
-          <w:sz w:val="18"/>
-          <w:szCs w:val="18"/>
-          <w:lang w:val="en-US"/>
-          <w14:ligatures w14:val="none"/>
-        </w:rPr>
-        <w:t xml:space="preserve"> so made. All purchasers or their representatives when bidding at the auction or otherwise shall be deemed to have acquainted- and validated for themselves all relevant aspects of the property whether advertised or not. </w:t>
+        <w:t xml:space="preserve"> shall be responsible for the accuracy of any statement made in any advertisement or notice of sale of the property relating to its situation, extent, improvements thereon or other detail and no compensation shall be claimable in respect of any error so made. All purchasers or their representatives when bidding at the auction or otherwise shall be deemed to have acquainted- and validated for themselves all relevant aspects of the property whether advertised or not. </w:t>
       </w:r>
     </w:p>
     <w:p>
@@ -2949,6 +2931,7 @@
           <w:lang w:val="en-US"/>
           <w14:ligatures w14:val="none"/>
         </w:rPr>
+        <w:lastRenderedPageBreak/>
         <w:t xml:space="preserve">The </w:t>
       </w:r>
       <w:r>
@@ -3014,6 +2997,17 @@
         </w:rPr>
         <w:t xml:space="preserve"> in terms of section 18(3) and/or Section 80(bis) of the Insolvency Act 24 of 1936. If such approval is not applicable, then subject to the Acceptance of the Agreement by the TRUSTEE upon the adoption of the Resolution authorizing him to do so at the Second Meeting of Creditors of the mentioned Insolvent Estate.</w:t>
       </w:r>
+    </w:p>
+    <w:p>
+      <w:pPr>
+        <w:pStyle w:val="ListParagraph"/>
+        <w:rPr>
+          <w:rFonts w:ascii="Century Gothic" w:eastAsia="Times New Roman" w:hAnsi="Century Gothic" w:cstheme="minorHAnsi"/>
+          <w:sz w:val="18"/>
+          <w:szCs w:val="18"/>
+          <w:lang w:val="en-US"/>
+        </w:rPr>
+      </w:pPr>
     </w:p>
     <w:p>
       <w:pPr>
@@ -3044,7 +3038,6 @@
           <w:lang w:val="en-US"/>
           <w14:ligatures w14:val="none"/>
         </w:rPr>
-        <w:lastRenderedPageBreak/>
         <w:t>PURCHASE PRICE</w:t>
       </w:r>
     </w:p>
@@ -3368,41 +3361,18 @@
           <w:lang w:val="en-US"/>
           <w14:ligatures w14:val="none"/>
         </w:rPr>
-        <w:t xml:space="preserve">is payable </w:t>
-      </w:r>
-      <w:proofErr w:type="gramStart"/>
-      <w:r>
-        <w:rPr>
-          <w:rFonts w:ascii="Century Gothic" w:eastAsia="Times New Roman" w:hAnsi="Century Gothic" w:cstheme="minorHAnsi"/>
-          <w:sz w:val="18"/>
-          <w:szCs w:val="18"/>
-          <w:lang w:val="en-US"/>
-          <w14:ligatures w14:val="none"/>
-        </w:rPr>
-        <w:t xml:space="preserve">on </w:t>
-      </w:r>
-      <w:r>
-        <w:rPr>
-          <w:rFonts w:ascii="Century Gothic" w:eastAsia="Times New Roman" w:hAnsi="Century Gothic" w:cstheme="minorHAnsi"/>
-          <w:b/>
-          <w:sz w:val="18"/>
-          <w:szCs w:val="18"/>
-          <w:lang w:val="en-US"/>
-          <w14:ligatures w14:val="none"/>
-        </w:rPr>
-        <w:t>SIGNATURE</w:t>
-      </w:r>
-      <w:proofErr w:type="gramEnd"/>
-      <w:r>
-        <w:rPr>
-          <w:rFonts w:ascii="Century Gothic" w:eastAsia="Times New Roman" w:hAnsi="Century Gothic" w:cstheme="minorHAnsi"/>
-          <w:b/>
-          <w:sz w:val="18"/>
-          <w:szCs w:val="18"/>
-          <w:lang w:val="en-US"/>
-          <w14:ligatures w14:val="none"/>
-        </w:rPr>
-        <w:t xml:space="preserve"> DATE</w:t>
+        <w:t xml:space="preserve">is payable on </w:t>
+      </w:r>
+      <w:r>
+        <w:rPr>
+          <w:rFonts w:ascii="Century Gothic" w:eastAsia="Times New Roman" w:hAnsi="Century Gothic" w:cstheme="minorHAnsi"/>
+          <w:b/>
+          <w:sz w:val="18"/>
+          <w:szCs w:val="18"/>
+          <w:lang w:val="en-US"/>
+          <w14:ligatures w14:val="none"/>
+        </w:rPr>
+        <w:t>SIGNATURE DATE</w:t>
       </w:r>
       <w:r>
         <w:rPr>
@@ -3647,29 +3617,7 @@
           <w:lang w:val="en-US"/>
           <w14:ligatures w14:val="none"/>
         </w:rPr>
-        <w:t xml:space="preserve"> in which </w:t>
-      </w:r>
-      <w:proofErr w:type="gramStart"/>
-      <w:r>
-        <w:rPr>
-          <w:rFonts w:ascii="Century Gothic" w:eastAsia="Times New Roman" w:hAnsi="Century Gothic" w:cstheme="minorHAnsi"/>
-          <w:sz w:val="18"/>
-          <w:szCs w:val="18"/>
-          <w:lang w:val="en-US"/>
-          <w14:ligatures w14:val="none"/>
-        </w:rPr>
-        <w:t>event</w:t>
-      </w:r>
-      <w:proofErr w:type="gramEnd"/>
-      <w:r>
-        <w:rPr>
-          <w:rFonts w:ascii="Century Gothic" w:eastAsia="Times New Roman" w:hAnsi="Century Gothic" w:cstheme="minorHAnsi"/>
-          <w:sz w:val="18"/>
-          <w:szCs w:val="18"/>
-          <w:lang w:val="en-US"/>
-          <w14:ligatures w14:val="none"/>
-        </w:rPr>
-        <w:t xml:space="preserve"> all monies paid by the </w:t>
+        <w:t xml:space="preserve"> in which event all monies paid by the </w:t>
       </w:r>
       <w:r>
         <w:rPr>
@@ -3774,29 +3722,7 @@
           <w:lang w:val="en-US"/>
           <w14:ligatures w14:val="none"/>
         </w:rPr>
-        <w:t xml:space="preserve">Transfer of payments </w:t>
-      </w:r>
-      <w:proofErr w:type="gramStart"/>
-      <w:r>
-        <w:rPr>
-          <w:rFonts w:ascii="Century Gothic" w:eastAsia="Times New Roman" w:hAnsi="Century Gothic" w:cstheme="minorHAnsi"/>
-          <w:sz w:val="18"/>
-          <w:szCs w:val="18"/>
-          <w:lang w:val="en-US"/>
-          <w14:ligatures w14:val="none"/>
-        </w:rPr>
-        <w:t>received</w:t>
-      </w:r>
-      <w:proofErr w:type="gramEnd"/>
-      <w:r>
-        <w:rPr>
-          <w:rFonts w:ascii="Century Gothic" w:eastAsia="Times New Roman" w:hAnsi="Century Gothic" w:cstheme="minorHAnsi"/>
-          <w:sz w:val="18"/>
-          <w:szCs w:val="18"/>
-          <w:lang w:val="en-US"/>
-          <w14:ligatures w14:val="none"/>
-        </w:rPr>
-        <w:t xml:space="preserve"> less commission and expenses (if applicable), will be made from </w:t>
+        <w:t xml:space="preserve">Transfer of payments received less commission and expenses (if applicable), will be made from </w:t>
       </w:r>
       <w:r>
         <w:rPr>
@@ -4189,7 +4115,31 @@
           <w:lang w:val="en-US"/>
           <w14:ligatures w14:val="none"/>
         </w:rPr>
-        <w:t>“Roukoop”.</w:t>
+        <w:t>“Rou</w:t>
+      </w:r>
+      <w:r>
+        <w:rPr>
+          <w:rFonts w:ascii="Century Gothic" w:eastAsia="Times New Roman" w:hAnsi="Century Gothic" w:cstheme="minorHAnsi"/>
+          <w:b/>
+          <w:bCs/>
+          <w:sz w:val="18"/>
+          <w:szCs w:val="18"/>
+          <w:lang w:val="en-US"/>
+          <w14:ligatures w14:val="none"/>
+        </w:rPr>
+        <w:t>w</w:t>
+      </w:r>
+      <w:r>
+        <w:rPr>
+          <w:rFonts w:ascii="Century Gothic" w:eastAsia="Times New Roman" w:hAnsi="Century Gothic" w:cstheme="minorHAnsi"/>
+          <w:b/>
+          <w:bCs/>
+          <w:sz w:val="18"/>
+          <w:szCs w:val="18"/>
+          <w:lang w:val="en-US"/>
+          <w14:ligatures w14:val="none"/>
+        </w:rPr>
+        <w:t>koop”.</w:t>
       </w:r>
     </w:p>
     <w:p>
@@ -4307,6 +4257,78 @@
           <w:lang w:val="en-US"/>
           <w14:ligatures w14:val="none"/>
         </w:rPr>
+      </w:r>
+      <w:r>
+        <w:rPr>
+          <w:rFonts w:ascii="Century Gothic" w:eastAsia="Times New Roman" w:hAnsi="Century Gothic" w:cstheme="minorHAnsi"/>
+          <w:sz w:val="18"/>
+          <w:szCs w:val="18"/>
+          <w:lang w:val="en-US"/>
+          <w14:ligatures w14:val="none"/>
+        </w:rPr>
+      </w:r>
+      <w:r>
+        <w:rPr>
+          <w:rFonts w:ascii="Century Gothic" w:eastAsia="Times New Roman" w:hAnsi="Century Gothic" w:cstheme="minorHAnsi"/>
+          <w:sz w:val="18"/>
+          <w:szCs w:val="18"/>
+          <w:lang w:val="en-US"/>
+          <w14:ligatures w14:val="none"/>
+        </w:rPr>
+      </w:r>
+      <w:r>
+        <w:rPr>
+          <w:rFonts w:ascii="Century Gothic" w:eastAsia="Times New Roman" w:hAnsi="Century Gothic" w:cstheme="minorHAnsi"/>
+          <w:sz w:val="18"/>
+          <w:szCs w:val="18"/>
+          <w:lang w:val="en-US"/>
+          <w14:ligatures w14:val="none"/>
+        </w:rPr>
+      </w:r>
+      <w:r>
+        <w:rPr>
+          <w:rFonts w:ascii="Century Gothic" w:eastAsia="Times New Roman" w:hAnsi="Century Gothic" w:cstheme="minorHAnsi"/>
+          <w:sz w:val="18"/>
+          <w:szCs w:val="18"/>
+          <w:lang w:val="en-US"/>
+          <w14:ligatures w14:val="none"/>
+        </w:rPr>
+      </w:r>
+      <w:r>
+        <w:rPr>
+          <w:rFonts w:ascii="Century Gothic" w:eastAsia="Times New Roman" w:hAnsi="Century Gothic" w:cstheme="minorHAnsi"/>
+          <w:sz w:val="18"/>
+          <w:szCs w:val="18"/>
+          <w:lang w:val="en-US"/>
+          <w14:ligatures w14:val="none"/>
+        </w:rPr>
+      </w:r>
+      <w:r>
+        <w:rPr>
+          <w:rFonts w:ascii="Century Gothic" w:eastAsia="Times New Roman" w:hAnsi="Century Gothic" w:cstheme="minorHAnsi"/>
+          <w:sz w:val="18"/>
+          <w:szCs w:val="18"/>
+          <w:lang w:val="en-US"/>
+          <w14:ligatures w14:val="none"/>
+        </w:rPr>
+      </w:r>
+      <w:r>
+        <w:rPr>
+          <w:rFonts w:ascii="Century Gothic" w:eastAsia="Times New Roman" w:hAnsi="Century Gothic" w:cstheme="minorHAnsi"/>
+          <w:sz w:val="18"/>
+          <w:szCs w:val="18"/>
+          <w:lang w:val="en-US"/>
+          <w14:ligatures w14:val="none"/>
+        </w:rPr>
+      </w:r>
+      <w:r>
+        <w:rPr>
+          <w:rFonts w:ascii="Century Gothic" w:eastAsia="Times New Roman" w:hAnsi="Century Gothic" w:cstheme="minorHAnsi"/>
+          <w:sz w:val="18"/>
+          <w:szCs w:val="18"/>
+          <w:lang w:val="en-US"/>
+          <w14:ligatures w14:val="none"/>
+        </w:rPr>
         <w:t xml:space="preserve"> where the interest accrues for the </w:t>
       </w:r>
       <w:r>
@@ -4635,29 +4657,18 @@
           <w:lang w:val="en-US"/>
           <w14:ligatures w14:val="none"/>
         </w:rPr>
-        <w:t xml:space="preserve"> per annum, both days inclusive. The interest will be payable monthly in </w:t>
-      </w:r>
-      <w:proofErr w:type="gramStart"/>
-      <w:r>
-        <w:rPr>
-          <w:rFonts w:ascii="Century Gothic" w:eastAsia="Times New Roman" w:hAnsi="Century Gothic" w:cstheme="minorHAnsi"/>
-          <w:sz w:val="18"/>
-          <w:szCs w:val="18"/>
-          <w:lang w:val="en-US"/>
-          <w14:ligatures w14:val="none"/>
-        </w:rPr>
-        <w:t>advance before</w:t>
-      </w:r>
-      <w:proofErr w:type="gramEnd"/>
-      <w:r>
-        <w:rPr>
-          <w:rFonts w:ascii="Century Gothic" w:eastAsia="Times New Roman" w:hAnsi="Century Gothic" w:cstheme="minorHAnsi"/>
-          <w:sz w:val="18"/>
-          <w:szCs w:val="18"/>
-          <w:lang w:val="en-US"/>
-          <w14:ligatures w14:val="none"/>
-        </w:rPr>
-        <w:t xml:space="preserve"> or on the first day of each month, the first payment to be made on the first day of the month following the </w:t>
+        <w:t xml:space="preserve"> per annum, both days inclusive. The interest will be payable monthly in advance before or on the first day of each month, the first payment to be made on </w:t>
+      </w:r>
+      <w:r>
+        <w:rPr>
+          <w:rFonts w:ascii="Century Gothic" w:eastAsia="Times New Roman" w:hAnsi="Century Gothic" w:cstheme="minorHAnsi"/>
+          <w:sz w:val="18"/>
+          <w:szCs w:val="18"/>
+          <w:lang w:val="en-US"/>
+          <w14:ligatures w14:val="none"/>
+        </w:rPr>
+        <w:lastRenderedPageBreak/>
+        <w:t xml:space="preserve">the first day of the month following the </w:t>
       </w:r>
       <w:r>
         <w:rPr>
@@ -4689,49 +4700,7 @@
           <w:lang w:val="en-US"/>
           <w14:ligatures w14:val="none"/>
         </w:rPr>
-        <w:t xml:space="preserve">. Payment of </w:t>
-      </w:r>
-      <w:proofErr w:type="gramStart"/>
-      <w:r>
-        <w:rPr>
-          <w:rFonts w:ascii="Century Gothic" w:eastAsia="Times New Roman" w:hAnsi="Century Gothic" w:cstheme="minorHAnsi"/>
-          <w:sz w:val="18"/>
-          <w:szCs w:val="18"/>
-          <w:lang w:val="en-US"/>
-          <w14:ligatures w14:val="none"/>
-        </w:rPr>
-        <w:t>the interest</w:t>
-      </w:r>
-      <w:proofErr w:type="gramEnd"/>
-      <w:r>
-        <w:rPr>
-          <w:rFonts w:ascii="Century Gothic" w:eastAsia="Times New Roman" w:hAnsi="Century Gothic" w:cstheme="minorHAnsi"/>
-          <w:sz w:val="18"/>
-          <w:szCs w:val="18"/>
-          <w:lang w:val="en-US"/>
-          <w14:ligatures w14:val="none"/>
-        </w:rPr>
-        <w:t xml:space="preserve"> will be effected to the CONVEYANCER</w:t>
-      </w:r>
-      <w:proofErr w:type="gramStart"/>
-      <w:r>
-        <w:rPr>
-          <w:rFonts w:ascii="Century Gothic" w:eastAsia="Times New Roman" w:hAnsi="Century Gothic" w:cstheme="minorHAnsi"/>
-          <w:sz w:val="18"/>
-          <w:szCs w:val="18"/>
-          <w:lang w:val="en-US"/>
-          <w14:ligatures w14:val="none"/>
-        </w:rPr>
-      </w:r>
-      <w:proofErr w:type="gramEnd"/>
-      <w:r>
-        <w:rPr>
-          <w:rFonts w:ascii="Century Gothic" w:eastAsia="Times New Roman" w:hAnsi="Century Gothic" w:cstheme="minorHAnsi"/>
-          <w:sz w:val="18"/>
-          <w:szCs w:val="18"/>
-          <w:lang w:val="en-US"/>
-          <w14:ligatures w14:val="none"/>
-        </w:rPr>
+        <w:t>. Payment of the interest will be effected to the CONVEYANCER</w:t>
       </w:r>
       <w:r>
         <w:rPr>
@@ -4774,66 +4743,6 @@
         </w:rPr>
         <w:t>on vacant stands.</w:t>
       </w:r>
-    </w:p>
-    <w:p>
-      <w:pPr>
-        <w:autoSpaceDN w:val="0"/>
-        <w:ind w:left="1080"/>
-        <w:contextualSpacing/>
-        <w:jc w:val="both"/>
-        <w:rPr>
-          <w:rFonts w:ascii="Century Gothic" w:eastAsia="Times New Roman" w:hAnsi="Century Gothic" w:cstheme="minorHAnsi"/>
-          <w:sz w:val="18"/>
-          <w:szCs w:val="18"/>
-          <w:lang w:val="en-US"/>
-          <w14:ligatures w14:val="none"/>
-        </w:rPr>
-      </w:pPr>
-    </w:p>
-    <w:p>
-      <w:pPr>
-        <w:autoSpaceDN w:val="0"/>
-        <w:ind w:left="1080"/>
-        <w:contextualSpacing/>
-        <w:jc w:val="both"/>
-        <w:rPr>
-          <w:rFonts w:ascii="Century Gothic" w:eastAsia="Times New Roman" w:hAnsi="Century Gothic" w:cstheme="minorHAnsi"/>
-          <w:sz w:val="18"/>
-          <w:szCs w:val="18"/>
-          <w:lang w:val="en-US"/>
-          <w14:ligatures w14:val="none"/>
-        </w:rPr>
-      </w:pPr>
-    </w:p>
-    <w:p>
-      <w:pPr>
-        <w:autoSpaceDN w:val="0"/>
-        <w:ind w:left="1080"/>
-        <w:contextualSpacing/>
-        <w:jc w:val="both"/>
-        <w:rPr>
-          <w:rFonts w:ascii="Century Gothic" w:eastAsia="Times New Roman" w:hAnsi="Century Gothic" w:cstheme="minorHAnsi"/>
-          <w:sz w:val="18"/>
-          <w:szCs w:val="18"/>
-          <w:lang w:val="en-US"/>
-          <w14:ligatures w14:val="none"/>
-        </w:rPr>
-      </w:pPr>
-    </w:p>
-    <w:p>
-      <w:pPr>
-        <w:autoSpaceDN w:val="0"/>
-        <w:ind w:left="1080"/>
-        <w:contextualSpacing/>
-        <w:jc w:val="both"/>
-        <w:rPr>
-          <w:rFonts w:ascii="Century Gothic" w:eastAsia="Times New Roman" w:hAnsi="Century Gothic" w:cstheme="minorHAnsi"/>
-          <w:sz w:val="18"/>
-          <w:szCs w:val="18"/>
-          <w:lang w:val="en-US"/>
-          <w14:ligatures w14:val="none"/>
-        </w:rPr>
-      </w:pPr>
     </w:p>
     <w:p>
       <w:pPr>
@@ -5329,6 +5238,24 @@
         </w:rPr>
         <w:t>CONDITION OF THE PROPERTY</w:t>
       </w:r>
+    </w:p>
+    <w:p>
+      <w:pPr>
+        <w:autoSpaceDN w:val="0"/>
+        <w:ind w:left="720"/>
+        <w:contextualSpacing/>
+        <w:jc w:val="both"/>
+        <w:rPr>
+          <w:rFonts w:ascii="Century Gothic" w:eastAsia="Times New Roman" w:hAnsi="Century Gothic" w:cstheme="minorHAnsi"/>
+          <w:b/>
+          <w:bCs/>
+          <w:sz w:val="18"/>
+          <w:szCs w:val="18"/>
+          <w:u w:val="single"/>
+          <w:lang w:val="en-US"/>
+          <w14:ligatures w14:val="none"/>
+        </w:rPr>
+      </w:pPr>
     </w:p>
     <w:p>
       <w:pPr>
@@ -5753,29 +5680,7 @@
           <w:lang w:val="en-US"/>
           <w14:ligatures w14:val="none"/>
         </w:rPr>
-        <w:t xml:space="preserve"> acknowledges that this agreement is not concluded </w:t>
-      </w:r>
-      <w:proofErr w:type="gramStart"/>
-      <w:r>
-        <w:rPr>
-          <w:rFonts w:ascii="Century Gothic" w:eastAsia="Times New Roman" w:hAnsi="Century Gothic" w:cstheme="minorHAnsi"/>
-          <w:sz w:val="18"/>
-          <w:szCs w:val="18"/>
-          <w:lang w:val="en-US"/>
-          <w14:ligatures w14:val="none"/>
-        </w:rPr>
-        <w:t>as a result of</w:t>
-      </w:r>
-      <w:proofErr w:type="gramEnd"/>
-      <w:r>
-        <w:rPr>
-          <w:rFonts w:ascii="Century Gothic" w:eastAsia="Times New Roman" w:hAnsi="Century Gothic" w:cstheme="minorHAnsi"/>
-          <w:sz w:val="18"/>
-          <w:szCs w:val="18"/>
-          <w:lang w:val="en-US"/>
-          <w14:ligatures w14:val="none"/>
-        </w:rPr>
-        <w:t xml:space="preserve"> direct marketing practices by the </w:t>
+        <w:t xml:space="preserve"> acknowledges that this agreement is not concluded as a result of direct marketing practices by the </w:t>
       </w:r>
       <w:r>
         <w:rPr>
@@ -5819,49 +5724,15 @@
           <w14:ligatures w14:val="none"/>
         </w:rPr>
       </w:pPr>
-      <w:proofErr w:type="gramStart"/>
-      <w:r>
-        <w:rPr>
-          <w:rFonts w:ascii="Century Gothic" w:eastAsia="Times New Roman" w:hAnsi="Century Gothic" w:cstheme="minorHAnsi"/>
-          <w:sz w:val="18"/>
-          <w:szCs w:val="18"/>
-          <w:lang w:val="en-US"/>
-          <w14:ligatures w14:val="none"/>
-        </w:rPr>
-        <w:t>In the event that</w:t>
-      </w:r>
-      <w:proofErr w:type="gramEnd"/>
-      <w:r>
-        <w:rPr>
-          <w:rFonts w:ascii="Century Gothic" w:eastAsia="Times New Roman" w:hAnsi="Century Gothic" w:cstheme="minorHAnsi"/>
-          <w:sz w:val="18"/>
-          <w:szCs w:val="18"/>
-          <w:lang w:val="en-US"/>
-          <w14:ligatures w14:val="none"/>
-        </w:rPr>
-        <w:t xml:space="preserve"> the Consumer Protection Act </w:t>
-      </w:r>
-      <w:proofErr w:type="gramStart"/>
-      <w:r>
-        <w:rPr>
-          <w:rFonts w:ascii="Century Gothic" w:eastAsia="Times New Roman" w:hAnsi="Century Gothic" w:cstheme="minorHAnsi"/>
-          <w:sz w:val="18"/>
-          <w:szCs w:val="18"/>
-          <w:lang w:val="en-US"/>
-          <w14:ligatures w14:val="none"/>
-        </w:rPr>
-        <w:t>2008,</w:t>
-      </w:r>
-      <w:proofErr w:type="gramEnd"/>
-      <w:r>
-        <w:rPr>
-          <w:rFonts w:ascii="Century Gothic" w:eastAsia="Times New Roman" w:hAnsi="Century Gothic" w:cstheme="minorHAnsi"/>
-          <w:sz w:val="18"/>
-          <w:szCs w:val="18"/>
-          <w:lang w:val="en-US"/>
-          <w14:ligatures w14:val="none"/>
-        </w:rPr>
-        <w:t xml:space="preserve"> does not apply to this agreement, the provisions of clauses 8.1.1 and 8.1.2 shall not apply. Instead, the following provision will apply:</w:t>
+      <w:r>
+        <w:rPr>
+          <w:rFonts w:ascii="Century Gothic" w:eastAsia="Times New Roman" w:hAnsi="Century Gothic" w:cstheme="minorHAnsi"/>
+          <w:sz w:val="18"/>
+          <w:szCs w:val="18"/>
+          <w:lang w:val="en-US"/>
+          <w14:ligatures w14:val="none"/>
+        </w:rPr>
+        <w:t>In the event that the Consumer Protection Act 2008, does not apply to this agreement, the provisions of clauses 8.1.1 and 8.1.2 shall not apply. Instead, the following provision will apply:</w:t>
       </w:r>
     </w:p>
     <w:p>
@@ -6270,7 +6141,6 @@
           <w:lang w:val="en-US"/>
           <w14:ligatures w14:val="none"/>
         </w:rPr>
-        <w:lastRenderedPageBreak/>
         <w:t xml:space="preserve">The </w:t>
       </w:r>
       <w:r>
@@ -6534,40 +6404,17 @@
           <w:lang w:val="en-US"/>
           <w14:ligatures w14:val="none"/>
         </w:rPr>
-        <w:t xml:space="preserve"> </w:t>
-      </w:r>
-      <w:proofErr w:type="gramStart"/>
-      <w:r>
-        <w:rPr>
-          <w:rFonts w:ascii="Century Gothic" w:eastAsia="Times New Roman" w:hAnsi="Century Gothic" w:cstheme="minorHAnsi"/>
-          <w:b/>
-          <w:sz w:val="18"/>
-          <w:szCs w:val="18"/>
-          <w:lang w:val="en-US"/>
-          <w14:ligatures w14:val="none"/>
-        </w:rPr>
-        <w:t>SELLER</w:t>
-      </w:r>
-      <w:r>
-        <w:rPr>
-          <w:rFonts w:ascii="Century Gothic" w:eastAsia="Times New Roman" w:hAnsi="Century Gothic" w:cstheme="minorHAnsi"/>
-          <w:sz w:val="18"/>
-          <w:szCs w:val="18"/>
-          <w:lang w:val="en-US"/>
-          <w14:ligatures w14:val="none"/>
-        </w:rPr>
-        <w:t xml:space="preserve"> by</w:t>
-      </w:r>
-      <w:proofErr w:type="gramEnd"/>
-      <w:r>
-        <w:rPr>
-          <w:rFonts w:ascii="Century Gothic" w:eastAsia="Times New Roman" w:hAnsi="Century Gothic" w:cstheme="minorHAnsi"/>
-          <w:sz w:val="18"/>
-          <w:szCs w:val="18"/>
-          <w:lang w:val="en-US"/>
-          <w14:ligatures w14:val="none"/>
-        </w:rPr>
-        <w:t xml:space="preserve"> no later than the close of business on the</w:t>
+        <w:t xml:space="preserve"> SELLER</w:t>
+      </w:r>
+      <w:r>
+        <w:rPr>
+          <w:rFonts w:ascii="Century Gothic" w:eastAsia="Times New Roman" w:hAnsi="Century Gothic" w:cstheme="minorHAnsi"/>
+          <w:sz w:val="18"/>
+          <w:szCs w:val="18"/>
+          <w:lang w:val="en-US"/>
+          <w14:ligatures w14:val="none"/>
+        </w:rPr>
+        <w:t xml:space="preserve"> by no later than the close of business on the</w:t>
       </w:r>
       <w:r>
         <w:rPr>
@@ -6624,49 +6471,15 @@
           <w14:ligatures w14:val="none"/>
         </w:rPr>
       </w:pPr>
-      <w:proofErr w:type="gramStart"/>
-      <w:r>
-        <w:rPr>
-          <w:rFonts w:ascii="Century Gothic" w:eastAsia="Times New Roman" w:hAnsi="Century Gothic" w:cstheme="minorHAnsi"/>
-          <w:sz w:val="18"/>
-          <w:szCs w:val="18"/>
-          <w:lang w:val="en-US"/>
-          <w14:ligatures w14:val="none"/>
-        </w:rPr>
-        <w:t>the</w:t>
-      </w:r>
-      <w:proofErr w:type="gramEnd"/>
-      <w:r>
-        <w:rPr>
-          <w:rFonts w:ascii="Century Gothic" w:eastAsia="Times New Roman" w:hAnsi="Century Gothic" w:cstheme="minorHAnsi"/>
-          <w:sz w:val="18"/>
-          <w:szCs w:val="18"/>
-          <w:lang w:val="en-US"/>
-          <w14:ligatures w14:val="none"/>
-        </w:rPr>
-        <w:t xml:space="preserve"> notice shall set out the same name and address of the </w:t>
-      </w:r>
-      <w:proofErr w:type="gramStart"/>
-      <w:r>
-        <w:rPr>
-          <w:rFonts w:ascii="Century Gothic" w:eastAsia="Times New Roman" w:hAnsi="Century Gothic" w:cstheme="minorHAnsi"/>
-          <w:sz w:val="18"/>
-          <w:szCs w:val="18"/>
-          <w:lang w:val="en-US"/>
-          <w14:ligatures w14:val="none"/>
-        </w:rPr>
-        <w:t>nominee so</w:t>
-      </w:r>
-      <w:proofErr w:type="gramEnd"/>
-      <w:r>
-        <w:rPr>
-          <w:rFonts w:ascii="Century Gothic" w:eastAsia="Times New Roman" w:hAnsi="Century Gothic" w:cstheme="minorHAnsi"/>
-          <w:sz w:val="18"/>
-          <w:szCs w:val="18"/>
-          <w:lang w:val="en-US"/>
-          <w14:ligatures w14:val="none"/>
-        </w:rPr>
-        <w:t xml:space="preserve"> nominated as </w:t>
+      <w:r>
+        <w:rPr>
+          <w:rFonts w:ascii="Century Gothic" w:eastAsia="Times New Roman" w:hAnsi="Century Gothic" w:cstheme="minorHAnsi"/>
+          <w:sz w:val="18"/>
+          <w:szCs w:val="18"/>
+          <w:lang w:val="en-US"/>
+          <w14:ligatures w14:val="none"/>
+        </w:rPr>
+        <w:t xml:space="preserve">the notice shall set out the same name and address of the nominee so nominated as </w:t>
       </w:r>
       <w:r>
         <w:rPr>
@@ -7159,51 +6972,7 @@
           <w:lang w:val="en-US"/>
           <w14:ligatures w14:val="none"/>
         </w:rPr>
-        <w:t xml:space="preserve">, to the jurisdiction of the High Court that has jurisdiction, and the parties choose the addresses as indicated herein as their </w:t>
-      </w:r>
-      <w:proofErr w:type="spellStart"/>
-      <w:r>
-        <w:rPr>
-          <w:rFonts w:ascii="Century Gothic" w:eastAsia="Times New Roman" w:hAnsi="Century Gothic" w:cstheme="minorHAnsi"/>
-          <w:sz w:val="18"/>
-          <w:szCs w:val="18"/>
-          <w:lang w:val="en-US"/>
-          <w14:ligatures w14:val="none"/>
-        </w:rPr>
-        <w:t>domicilium</w:t>
-      </w:r>
-      <w:proofErr w:type="spellEnd"/>
-      <w:r>
-        <w:rPr>
-          <w:rFonts w:ascii="Century Gothic" w:eastAsia="Times New Roman" w:hAnsi="Century Gothic" w:cstheme="minorHAnsi"/>
-          <w:sz w:val="18"/>
-          <w:szCs w:val="18"/>
-          <w:lang w:val="en-US"/>
-          <w14:ligatures w14:val="none"/>
-        </w:rPr>
-        <w:t xml:space="preserve"> </w:t>
-      </w:r>
-      <w:proofErr w:type="spellStart"/>
-      <w:r>
-        <w:rPr>
-          <w:rFonts w:ascii="Century Gothic" w:eastAsia="Times New Roman" w:hAnsi="Century Gothic" w:cstheme="minorHAnsi"/>
-          <w:sz w:val="18"/>
-          <w:szCs w:val="18"/>
-          <w:lang w:val="en-US"/>
-          <w14:ligatures w14:val="none"/>
-        </w:rPr>
-        <w:t>citandi</w:t>
-      </w:r>
-      <w:proofErr w:type="spellEnd"/>
-      <w:r>
-        <w:rPr>
-          <w:rFonts w:ascii="Century Gothic" w:eastAsia="Times New Roman" w:hAnsi="Century Gothic" w:cstheme="minorHAnsi"/>
-          <w:sz w:val="18"/>
-          <w:szCs w:val="18"/>
-          <w:lang w:val="en-US"/>
-          <w14:ligatures w14:val="none"/>
-        </w:rPr>
-        <w:t xml:space="preserve"> et executant (address where they will receive all letters and processes) for the purposes of delivery of all notices and documents.</w:t>
+        <w:t>, to the jurisdiction of the High Court that has jurisdiction, and the parties choose the addresses as indicated herein as their domicilium citandi et executant (address where they will receive all letters and processes) for the purposes of delivery of all notices and documents.</w:t>
       </w:r>
     </w:p>
     <w:p>
@@ -7456,7 +7225,18 @@
           <w:lang w:val="en-US"/>
           <w14:ligatures w14:val="none"/>
         </w:rPr>
-        <w:t xml:space="preserve">For the purpose of resolving any disputes which exist or occur between the parties hereto, the parties’ consent to the jurisdiction of the Magistrate’s court or any other court with jurisdiction or a court otherwise competent and with jurisdiction over the person of the parties in that each of them resides, carries on business, or is employed within its area of jurisdiction, notwithstanding that such proceedings are otherwise beyond jurisdiction. This clause shall be deemed to constitute the required written consent conferring jurisdiction upon the said court pursuant to Section 45 of the Magistrate’s Court Act, Act 32 of 1944 or any amendment thereof provided that the </w:t>
+        <w:t xml:space="preserve">For the purpose of resolving any disputes which exist or occur between the parties hereto, the parties’ consent to the jurisdiction of the Magistrate’s court or any other court with jurisdiction or a court otherwise competent and with jurisdiction over the person of the parties in that each of them resides, carries on business, or is </w:t>
+      </w:r>
+      <w:r>
+        <w:rPr>
+          <w:rFonts w:ascii="Century Gothic" w:eastAsia="Times New Roman" w:hAnsi="Century Gothic" w:cstheme="minorHAnsi"/>
+          <w:sz w:val="18"/>
+          <w:szCs w:val="18"/>
+          <w:lang w:val="en-US"/>
+          <w14:ligatures w14:val="none"/>
+        </w:rPr>
+        <w:lastRenderedPageBreak/>
+        <w:t xml:space="preserve">employed within its area of jurisdiction, notwithstanding that such proceedings are otherwise beyond jurisdiction. This clause shall be deemed to constitute the required written consent conferring jurisdiction upon the said court pursuant to Section 45 of the Magistrate’s Court Act, Act 32 of 1944 or any amendment thereof provided that the </w:t>
       </w:r>
       <w:r>
         <w:rPr>
@@ -7477,18 +7257,7 @@
           <w:lang w:val="en-US"/>
           <w14:ligatures w14:val="none"/>
         </w:rPr>
-        <w:t xml:space="preserve"> shall have the right at his sole option and discretion to institute proceedings in any </w:t>
-      </w:r>
-      <w:r>
-        <w:rPr>
-          <w:rFonts w:ascii="Century Gothic" w:eastAsia="Times New Roman" w:hAnsi="Century Gothic" w:cstheme="minorHAnsi"/>
-          <w:sz w:val="18"/>
-          <w:szCs w:val="18"/>
-          <w:lang w:val="en-US"/>
-          <w14:ligatures w14:val="none"/>
-        </w:rPr>
-        <w:lastRenderedPageBreak/>
-        <w:t>other competent court in respect of any claim which, but for the foregoing, would exceed the jurisdiction of the Magistrate’s court.</w:t>
+        <w:t xml:space="preserve"> shall have the right at his sole option and discretion to institute proceedings in any other competent court in respect of any claim which, but for the foregoing, would exceed the jurisdiction of the Magistrate’s court.</w:t>
       </w:r>
     </w:p>
     <w:p>
@@ -7900,29 +7669,7 @@
           <w:lang w:val="en-US"/>
           <w14:ligatures w14:val="none"/>
         </w:rPr>
-        <w:t>as “</w:t>
-      </w:r>
-      <w:proofErr w:type="spellStart"/>
-      <w:r>
-        <w:rPr>
-          <w:rFonts w:ascii="Century Gothic" w:eastAsia="Times New Roman" w:hAnsi="Century Gothic" w:cstheme="minorHAnsi"/>
-          <w:sz w:val="18"/>
-          <w:szCs w:val="18"/>
-          <w:lang w:val="en-US"/>
-          <w14:ligatures w14:val="none"/>
-        </w:rPr>
-        <w:t>Rouwkoop</w:t>
-      </w:r>
-      <w:proofErr w:type="spellEnd"/>
-      <w:r>
-        <w:rPr>
-          <w:rFonts w:ascii="Century Gothic" w:eastAsia="Times New Roman" w:hAnsi="Century Gothic" w:cstheme="minorHAnsi"/>
-          <w:sz w:val="18"/>
-          <w:szCs w:val="18"/>
-          <w:lang w:val="en-US"/>
-          <w14:ligatures w14:val="none"/>
-        </w:rPr>
-        <w:t xml:space="preserve">” and the </w:t>
+        <w:t xml:space="preserve">as “Rouwkoop” and the </w:t>
       </w:r>
       <w:r>
         <w:rPr>
@@ -8012,29 +7759,7 @@
           <w:lang w:val="en-US"/>
           <w14:ligatures w14:val="none"/>
         </w:rPr>
-        <w:t xml:space="preserve">, which damages shall include, but </w:t>
-      </w:r>
-      <w:proofErr w:type="gramStart"/>
-      <w:r>
-        <w:rPr>
-          <w:rFonts w:ascii="Century Gothic" w:eastAsia="Times New Roman" w:hAnsi="Century Gothic" w:cstheme="minorHAnsi"/>
-          <w:sz w:val="18"/>
-          <w:szCs w:val="18"/>
-          <w:lang w:val="en-US"/>
-          <w14:ligatures w14:val="none"/>
-        </w:rPr>
-        <w:t>not</w:t>
-      </w:r>
-      <w:proofErr w:type="gramEnd"/>
-      <w:r>
-        <w:rPr>
-          <w:rFonts w:ascii="Century Gothic" w:eastAsia="Times New Roman" w:hAnsi="Century Gothic" w:cstheme="minorHAnsi"/>
-          <w:sz w:val="18"/>
-          <w:szCs w:val="18"/>
-          <w:lang w:val="en-US"/>
-          <w14:ligatures w14:val="none"/>
-        </w:rPr>
-        <w:t xml:space="preserve"> limited to, the costs and expenses of advertising and selling the </w:t>
+        <w:t xml:space="preserve">, which damages shall include, but not limited to, the costs and expenses of advertising and selling the </w:t>
       </w:r>
       <w:r>
         <w:rPr>
@@ -8677,62 +8402,6 @@
     </w:p>
     <w:p>
       <w:pPr>
-        <w:autoSpaceDN w:val="0"/>
-        <w:contextualSpacing/>
-        <w:jc w:val="both"/>
-        <w:rPr>
-          <w:rFonts w:ascii="Century Gothic" w:eastAsia="Times New Roman" w:hAnsi="Century Gothic" w:cstheme="minorHAnsi"/>
-          <w:sz w:val="18"/>
-          <w:szCs w:val="18"/>
-          <w:lang w:val="en-US"/>
-          <w14:ligatures w14:val="none"/>
-        </w:rPr>
-      </w:pPr>
-    </w:p>
-    <w:p>
-      <w:pPr>
-        <w:autoSpaceDN w:val="0"/>
-        <w:contextualSpacing/>
-        <w:jc w:val="both"/>
-        <w:rPr>
-          <w:rFonts w:ascii="Century Gothic" w:eastAsia="Times New Roman" w:hAnsi="Century Gothic" w:cstheme="minorHAnsi"/>
-          <w:sz w:val="18"/>
-          <w:szCs w:val="18"/>
-          <w:lang w:val="en-US"/>
-          <w14:ligatures w14:val="none"/>
-        </w:rPr>
-      </w:pPr>
-    </w:p>
-    <w:p>
-      <w:pPr>
-        <w:autoSpaceDN w:val="0"/>
-        <w:contextualSpacing/>
-        <w:jc w:val="both"/>
-        <w:rPr>
-          <w:rFonts w:ascii="Century Gothic" w:eastAsia="Times New Roman" w:hAnsi="Century Gothic" w:cstheme="minorHAnsi"/>
-          <w:sz w:val="18"/>
-          <w:szCs w:val="18"/>
-          <w:lang w:val="en-US"/>
-          <w14:ligatures w14:val="none"/>
-        </w:rPr>
-      </w:pPr>
-    </w:p>
-    <w:p>
-      <w:pPr>
-        <w:autoSpaceDN w:val="0"/>
-        <w:contextualSpacing/>
-        <w:jc w:val="both"/>
-        <w:rPr>
-          <w:rFonts w:ascii="Century Gothic" w:eastAsia="Times New Roman" w:hAnsi="Century Gothic" w:cstheme="minorHAnsi"/>
-          <w:sz w:val="18"/>
-          <w:szCs w:val="18"/>
-          <w:lang w:val="en-US"/>
-          <w14:ligatures w14:val="none"/>
-        </w:rPr>
-      </w:pPr>
-    </w:p>
-    <w:p>
-      <w:pPr>
         <w:numPr>
           <w:ilvl w:val="0"/>
           <w:numId w:val="2"/>
@@ -8824,29 +8493,7 @@
           <w:lang w:val="en-US"/>
           <w14:ligatures w14:val="none"/>
         </w:rPr>
-        <w:t xml:space="preserve"> warrants that his marital status is as set forth in the schedule annexed hereto and, further, that the information contained in such schedule is true and correct in </w:t>
-      </w:r>
-      <w:proofErr w:type="gramStart"/>
-      <w:r>
-        <w:rPr>
-          <w:rFonts w:ascii="Century Gothic" w:eastAsia="Times New Roman" w:hAnsi="Century Gothic" w:cstheme="minorHAnsi"/>
-          <w:sz w:val="18"/>
-          <w:szCs w:val="18"/>
-          <w:lang w:val="en-US"/>
-          <w14:ligatures w14:val="none"/>
-        </w:rPr>
-        <w:t>each and every</w:t>
-      </w:r>
-      <w:proofErr w:type="gramEnd"/>
-      <w:r>
-        <w:rPr>
-          <w:rFonts w:ascii="Century Gothic" w:eastAsia="Times New Roman" w:hAnsi="Century Gothic" w:cstheme="minorHAnsi"/>
-          <w:sz w:val="18"/>
-          <w:szCs w:val="18"/>
-          <w:lang w:val="en-US"/>
-          <w14:ligatures w14:val="none"/>
-        </w:rPr>
-        <w:t xml:space="preserve"> respect.</w:t>
+        <w:t xml:space="preserve"> warrants that his marital status is as set forth in the schedule annexed hereto and, further, that the information contained in such schedule is true and correct in each and every respect.</w:t>
       </w:r>
     </w:p>
     <w:p>
@@ -9580,29 +9227,7 @@
           <w:lang w:val="en-US"/>
           <w14:ligatures w14:val="none"/>
         </w:rPr>
-        <w:t xml:space="preserve"> not accept the sale, within the </w:t>
-      </w:r>
-      <w:proofErr w:type="gramStart"/>
-      <w:r>
-        <w:rPr>
-          <w:rFonts w:ascii="Century Gothic" w:eastAsia="Times New Roman" w:hAnsi="Century Gothic" w:cstheme="minorHAnsi"/>
-          <w:sz w:val="18"/>
-          <w:szCs w:val="18"/>
-          <w:lang w:val="en-US"/>
-          <w14:ligatures w14:val="none"/>
-        </w:rPr>
-        <w:t>time period</w:t>
-      </w:r>
-      <w:proofErr w:type="gramEnd"/>
-      <w:r>
-        <w:rPr>
-          <w:rFonts w:ascii="Century Gothic" w:eastAsia="Times New Roman" w:hAnsi="Century Gothic" w:cstheme="minorHAnsi"/>
-          <w:sz w:val="18"/>
-          <w:szCs w:val="18"/>
-          <w:lang w:val="en-US"/>
-          <w14:ligatures w14:val="none"/>
-        </w:rPr>
-        <w:t xml:space="preserve"> stipulated in </w:t>
+        <w:t xml:space="preserve"> not accept the sale, within the time period stipulated in </w:t>
       </w:r>
       <w:r>
         <w:rPr>
@@ -9634,21 +9259,8 @@
           <w:lang w:val="en-US"/>
           <w14:ligatures w14:val="none"/>
         </w:rPr>
-        <w:t xml:space="preserve">pro non </w:t>
-      </w:r>
-      <w:proofErr w:type="spellStart"/>
-      <w:r>
-        <w:rPr>
-          <w:rFonts w:ascii="Century Gothic" w:eastAsia="Times New Roman" w:hAnsi="Century Gothic" w:cstheme="minorHAnsi"/>
-          <w:i/>
-          <w:sz w:val="18"/>
-          <w:szCs w:val="18"/>
-          <w:lang w:val="en-US"/>
-          <w14:ligatures w14:val="none"/>
-        </w:rPr>
-        <w:t>scripto</w:t>
-      </w:r>
-      <w:proofErr w:type="spellEnd"/>
+        <w:t>pro non scripto</w:t>
+      </w:r>
       <w:r>
         <w:rPr>
           <w:rFonts w:ascii="Century Gothic" w:eastAsia="Times New Roman" w:hAnsi="Century Gothic" w:cstheme="minorHAnsi"/>
@@ -9755,29 +9367,7 @@
           <w:lang w:val="en-US"/>
           <w14:ligatures w14:val="none"/>
         </w:rPr>
-        <w:t xml:space="preserve"> further reserves the right to accept any other offer that may be </w:t>
-      </w:r>
-      <w:proofErr w:type="gramStart"/>
-      <w:r>
-        <w:rPr>
-          <w:rFonts w:ascii="Century Gothic" w:eastAsia="Times New Roman" w:hAnsi="Century Gothic" w:cstheme="minorHAnsi"/>
-          <w:sz w:val="18"/>
-          <w:szCs w:val="18"/>
-          <w:lang w:val="en-US"/>
-          <w14:ligatures w14:val="none"/>
-        </w:rPr>
-        <w:t>received,</w:t>
-      </w:r>
-      <w:proofErr w:type="gramEnd"/>
-      <w:r>
-        <w:rPr>
-          <w:rFonts w:ascii="Century Gothic" w:eastAsia="Times New Roman" w:hAnsi="Century Gothic" w:cstheme="minorHAnsi"/>
-          <w:sz w:val="18"/>
-          <w:szCs w:val="18"/>
-          <w:lang w:val="en-US"/>
-          <w14:ligatures w14:val="none"/>
-        </w:rPr>
-        <w:t xml:space="preserve"> during the </w:t>
+        <w:t xml:space="preserve"> further reserves the right to accept any other offer that may be received, during the </w:t>
       </w:r>
       <w:r>
         <w:rPr>
@@ -10027,7 +9617,7 @@
           <w:lang w:val="en-US"/>
           <w14:ligatures w14:val="none"/>
         </w:rPr>
-        <w:t xml:space="preserve">{{special_condition}}</w:t>
+        <w:t>{{special_condition}}</w:t>
       </w:r>
     </w:p>
     <w:p>
@@ -10106,8 +9696,30 @@
           <w:szCs w:val="18"/>
           <w:lang w:val="en-US"/>
         </w:rPr>
-        <w:t>The SELLER and the AUCTIONEER do not warrant or guarantee that there is no land claim against the property and the PURCHASER purchases the property subject to any land claims being instituted or to be instituted in terms of the Restitution of Land Rights Act 1998.</w:t>
-      </w:r>
+        <w:t>The SELLER and the AUCTIONEER do not warrant or guarantee that there is no land claim against the property and the PURCHASER purchases the property subject to any land claims being instituted or to be instituted in terms of the Restitution of Land Rights Act 22 of 1994.</w:t>
+      </w:r>
+    </w:p>
+    <w:p>
+      <w:pPr>
+        <w:pStyle w:val="ListParagraph"/>
+        <w:rPr>
+          <w:rFonts w:ascii="Century Gothic" w:eastAsia="Times New Roman" w:hAnsi="Century Gothic" w:cstheme="minorHAnsi"/>
+          <w:sz w:val="18"/>
+          <w:szCs w:val="18"/>
+          <w:lang w:val="en-US"/>
+        </w:rPr>
+      </w:pPr>
+    </w:p>
+    <w:p>
+      <w:pPr>
+        <w:pStyle w:val="ListParagraph"/>
+        <w:rPr>
+          <w:rFonts w:ascii="Century Gothic" w:eastAsia="Times New Roman" w:hAnsi="Century Gothic" w:cstheme="minorHAnsi"/>
+          <w:sz w:val="18"/>
+          <w:szCs w:val="18"/>
+          <w:lang w:val="en-US"/>
+        </w:rPr>
+      </w:pPr>
     </w:p>
     <w:p>
       <w:pPr>
@@ -12826,7 +12438,6 @@
         </w:rPr>
         <w:t xml:space="preserve">NAME: </w:t>
       </w:r>
-      <w:proofErr w:type="gramStart"/>
       <w:r>
         <w:rPr>
           <w:rFonts w:ascii="Century Gothic" w:eastAsia="Times New Roman" w:hAnsi="Century Gothic" w:cstheme="minorHAnsi"/>
@@ -12857,7 +12468,6 @@
         </w:rPr>
         <w:t xml:space="preserve">              </w:t>
       </w:r>
-      <w:proofErr w:type="gramEnd"/>
       <w:r>
         <w:rPr>
           <w:rFonts w:ascii="Century Gothic" w:eastAsia="Times New Roman" w:hAnsi="Century Gothic" w:cstheme="minorHAnsi"/>
@@ -14976,29 +14586,7 @@
           <w:lang w:val="en-US"/>
           <w14:ligatures w14:val="none"/>
         </w:rPr>
-        <w:t xml:space="preserve">1. </w:t>
-      </w:r>
-      <w:proofErr w:type="gramStart"/>
-      <w:r>
-        <w:rPr>
-          <w:rFonts w:ascii="Century Gothic" w:eastAsia="Times New Roman" w:hAnsi="Century Gothic" w:cstheme="minorHAnsi"/>
-          <w:sz w:val="18"/>
-          <w:szCs w:val="18"/>
-          <w:lang w:val="en-US"/>
-          <w14:ligatures w14:val="none"/>
-        </w:rPr>
-        <w:t>The CLOSE</w:t>
-      </w:r>
-      <w:proofErr w:type="gramEnd"/>
-      <w:r>
-        <w:rPr>
-          <w:rFonts w:ascii="Century Gothic" w:eastAsia="Times New Roman" w:hAnsi="Century Gothic" w:cstheme="minorHAnsi"/>
-          <w:sz w:val="18"/>
-          <w:szCs w:val="18"/>
-          <w:lang w:val="en-US"/>
-          <w14:ligatures w14:val="none"/>
-        </w:rPr>
-        <w:t xml:space="preserve"> CORPORATION/ COMPANY/ TRUST buys the following immovable </w:t>
+        <w:t xml:space="preserve">1. The CLOSE CORPORATION/ COMPANY/ TRUST buys the following immovable </w:t>
       </w:r>
       <w:r>
         <w:rPr>
@@ -15672,10 +15260,11 @@
           <w:lang w:val="en-US"/>
           <w14:ligatures w14:val="none"/>
         </w:rPr>
-        <w:t>[4] (</w:t>
-      </w:r>
-      <w:proofErr w:type="gramStart"/>
-      <w:r>
+        <w:t>[4] (Confirmation marital status, i.e. unmarried or married.)</w:t>
+      </w:r>
+    </w:p>
+    <w:p>
+      <w:pPr>
         <w:rPr>
           <w:rFonts w:ascii="Century Gothic" w:eastAsia="Times New Roman" w:hAnsi="Century Gothic" w:cs="Times New Roman"/>
           <w:sz w:val="16"/>
@@ -15683,10 +15272,45 @@
           <w:lang w:val="en-US"/>
           <w14:ligatures w14:val="none"/>
         </w:rPr>
-        <w:t>Confirmation</w:t>
-      </w:r>
-      <w:proofErr w:type="gramEnd"/>
-      <w:r>
+      </w:pPr>
+    </w:p>
+    <w:p>
+      <w:pPr>
+        <w:rPr>
+          <w:rFonts w:ascii="Century Gothic" w:eastAsia="Times New Roman" w:hAnsi="Century Gothic" w:cs="Times New Roman"/>
+          <w:b/>
+          <w:sz w:val="16"/>
+          <w:szCs w:val="16"/>
+          <w:lang w:val="en-US"/>
+          <w14:ligatures w14:val="none"/>
+        </w:rPr>
+      </w:pPr>
+      <w:r>
+        <w:rPr>
+          <w:rFonts w:ascii="Century Gothic" w:eastAsia="Times New Roman" w:hAnsi="Century Gothic" w:cs="Times New Roman"/>
+          <w:b/>
+          <w:sz w:val="16"/>
+          <w:szCs w:val="16"/>
+          <w:lang w:val="en-US"/>
+          <w14:ligatures w14:val="none"/>
+        </w:rPr>
+        <w:t>If Married</w:t>
+      </w:r>
+    </w:p>
+    <w:p>
+      <w:pPr>
+        <w:rPr>
+          <w:rFonts w:ascii="Century Gothic" w:eastAsia="Times New Roman" w:hAnsi="Century Gothic" w:cs="Times New Roman"/>
+          <w:b/>
+          <w:sz w:val="16"/>
+          <w:szCs w:val="16"/>
+          <w:lang w:val="en-US"/>
+          <w14:ligatures w14:val="none"/>
+        </w:rPr>
+      </w:pPr>
+    </w:p>
+    <w:p>
+      <w:pPr>
         <w:rPr>
           <w:rFonts w:ascii="Century Gothic" w:eastAsia="Times New Roman" w:hAnsi="Century Gothic" w:cs="Times New Roman"/>
           <w:sz w:val="16"/>
@@ -15694,11 +15318,8 @@
           <w:lang w:val="en-US"/>
           <w14:ligatures w14:val="none"/>
         </w:rPr>
-        <w:t xml:space="preserve"> marital status, i.e. unmarried or married.)</w:t>
-      </w:r>
-    </w:p>
-    <w:p>
-      <w:pPr>
+      </w:pPr>
+      <w:r>
         <w:rPr>
           <w:rFonts w:ascii="Century Gothic" w:eastAsia="Times New Roman" w:hAnsi="Century Gothic" w:cs="Times New Roman"/>
           <w:sz w:val="16"/>
@@ -15706,42 +15327,8 @@
           <w:lang w:val="en-US"/>
           <w14:ligatures w14:val="none"/>
         </w:rPr>
-      </w:pPr>
-    </w:p>
-    <w:p>
-      <w:pPr>
-        <w:rPr>
-          <w:rFonts w:ascii="Century Gothic" w:eastAsia="Times New Roman" w:hAnsi="Century Gothic" w:cs="Times New Roman"/>
-          <w:b/>
-          <w:sz w:val="16"/>
-          <w:szCs w:val="16"/>
-          <w:lang w:val="en-US"/>
-          <w14:ligatures w14:val="none"/>
-        </w:rPr>
-      </w:pPr>
-      <w:r>
-        <w:rPr>
-          <w:rFonts w:ascii="Century Gothic" w:eastAsia="Times New Roman" w:hAnsi="Century Gothic" w:cs="Times New Roman"/>
-          <w:b/>
-          <w:sz w:val="16"/>
-          <w:szCs w:val="16"/>
-          <w:lang w:val="en-US"/>
-          <w14:ligatures w14:val="none"/>
-        </w:rPr>
-        <w:t>If Married</w:t>
-      </w:r>
-    </w:p>
-    <w:p>
-      <w:pPr>
-        <w:rPr>
-          <w:rFonts w:ascii="Century Gothic" w:eastAsia="Times New Roman" w:hAnsi="Century Gothic" w:cs="Times New Roman"/>
-          <w:b/>
-          <w:sz w:val="16"/>
-          <w:szCs w:val="16"/>
-          <w:lang w:val="en-US"/>
-          <w14:ligatures w14:val="none"/>
-        </w:rPr>
-      </w:pPr>
+        <w:t>[5] Marriage certificate.</w:t>
+      </w:r>
     </w:p>
     <w:p>
       <w:pPr>
@@ -15753,7 +15340,32 @@
           <w14:ligatures w14:val="none"/>
         </w:rPr>
       </w:pPr>
-      <w:r>
+    </w:p>
+    <w:p>
+      <w:pPr>
+        <w:rPr>
+          <w:rFonts w:ascii="Century Gothic" w:eastAsia="Times New Roman" w:hAnsi="Century Gothic" w:cs="Times New Roman"/>
+          <w:b/>
+          <w:sz w:val="16"/>
+          <w:szCs w:val="16"/>
+          <w:lang w:val="en-US"/>
+          <w14:ligatures w14:val="none"/>
+        </w:rPr>
+      </w:pPr>
+      <w:r>
+        <w:rPr>
+          <w:rFonts w:ascii="Century Gothic" w:eastAsia="Times New Roman" w:hAnsi="Century Gothic" w:cs="Times New Roman"/>
+          <w:b/>
+          <w:sz w:val="16"/>
+          <w:szCs w:val="16"/>
+          <w:lang w:val="en-US"/>
+          <w14:ligatures w14:val="none"/>
+        </w:rPr>
+        <w:t>- If IN community of property (no antenuptial contract)</w:t>
+      </w:r>
+    </w:p>
+    <w:p>
+      <w:pPr>
         <w:rPr>
           <w:rFonts w:ascii="Century Gothic" w:eastAsia="Times New Roman" w:hAnsi="Century Gothic" w:cs="Times New Roman"/>
           <w:sz w:val="16"/>
@@ -15761,11 +15373,8 @@
           <w:lang w:val="en-US"/>
           <w14:ligatures w14:val="none"/>
         </w:rPr>
-        <w:t>[5] Marriage certificate.</w:t>
-      </w:r>
-    </w:p>
-    <w:p>
-      <w:pPr>
+      </w:pPr>
+      <w:r>
         <w:rPr>
           <w:rFonts w:ascii="Century Gothic" w:eastAsia="Times New Roman" w:hAnsi="Century Gothic" w:cs="Times New Roman"/>
           <w:sz w:val="16"/>
@@ -15773,29 +15382,7 @@
           <w:lang w:val="en-US"/>
           <w14:ligatures w14:val="none"/>
         </w:rPr>
-      </w:pPr>
-    </w:p>
-    <w:p>
-      <w:pPr>
-        <w:rPr>
-          <w:rFonts w:ascii="Century Gothic" w:eastAsia="Times New Roman" w:hAnsi="Century Gothic" w:cs="Times New Roman"/>
-          <w:b/>
-          <w:sz w:val="16"/>
-          <w:szCs w:val="16"/>
-          <w:lang w:val="en-US"/>
-          <w14:ligatures w14:val="none"/>
-        </w:rPr>
-      </w:pPr>
-      <w:r>
-        <w:rPr>
-          <w:rFonts w:ascii="Century Gothic" w:eastAsia="Times New Roman" w:hAnsi="Century Gothic" w:cs="Times New Roman"/>
-          <w:b/>
-          <w:sz w:val="16"/>
-          <w:szCs w:val="16"/>
-          <w:lang w:val="en-US"/>
-          <w14:ligatures w14:val="none"/>
-        </w:rPr>
-        <w:t>- If IN community of property (no antenuptial contract)</w:t>
+        <w:t>[6] S.A. identity document (foreigner: passport) of your SPOUSE.</w:t>
       </w:r>
     </w:p>
     <w:p>
@@ -15808,7 +15395,32 @@
           <w14:ligatures w14:val="none"/>
         </w:rPr>
       </w:pPr>
-      <w:r>
+    </w:p>
+    <w:p>
+      <w:pPr>
+        <w:rPr>
+          <w:rFonts w:ascii="Century Gothic" w:eastAsia="Times New Roman" w:hAnsi="Century Gothic" w:cs="Times New Roman"/>
+          <w:b/>
+          <w:sz w:val="16"/>
+          <w:szCs w:val="16"/>
+          <w:lang w:val="en-US"/>
+          <w14:ligatures w14:val="none"/>
+        </w:rPr>
+      </w:pPr>
+      <w:r>
+        <w:rPr>
+          <w:rFonts w:ascii="Century Gothic" w:eastAsia="Times New Roman" w:hAnsi="Century Gothic" w:cs="Times New Roman"/>
+          <w:b/>
+          <w:sz w:val="16"/>
+          <w:szCs w:val="16"/>
+          <w:lang w:val="en-US"/>
+          <w14:ligatures w14:val="none"/>
+        </w:rPr>
+        <w:t>- If OUT of community of property (by Antenuptial Contract ("ANC")</w:t>
+      </w:r>
+    </w:p>
+    <w:p>
+      <w:pPr>
         <w:rPr>
           <w:rFonts w:ascii="Century Gothic" w:eastAsia="Times New Roman" w:hAnsi="Century Gothic" w:cs="Times New Roman"/>
           <w:sz w:val="16"/>
@@ -15816,11 +15428,8 @@
           <w:lang w:val="en-US"/>
           <w14:ligatures w14:val="none"/>
         </w:rPr>
-        <w:t>[6] S.A. identity document (foreigner: passport) of your SPOUSE.</w:t>
-      </w:r>
-    </w:p>
-    <w:p>
-      <w:pPr>
+      </w:pPr>
+      <w:r>
         <w:rPr>
           <w:rFonts w:ascii="Century Gothic" w:eastAsia="Times New Roman" w:hAnsi="Century Gothic" w:cs="Times New Roman"/>
           <w:sz w:val="16"/>
@@ -15828,72 +15437,7 @@
           <w:lang w:val="en-US"/>
           <w14:ligatures w14:val="none"/>
         </w:rPr>
-      </w:pPr>
-    </w:p>
-    <w:p>
-      <w:pPr>
-        <w:rPr>
-          <w:rFonts w:ascii="Century Gothic" w:eastAsia="Times New Roman" w:hAnsi="Century Gothic" w:cs="Times New Roman"/>
-          <w:b/>
-          <w:sz w:val="16"/>
-          <w:szCs w:val="16"/>
-          <w:lang w:val="en-US"/>
-          <w14:ligatures w14:val="none"/>
-        </w:rPr>
-      </w:pPr>
-      <w:r>
-        <w:rPr>
-          <w:rFonts w:ascii="Century Gothic" w:eastAsia="Times New Roman" w:hAnsi="Century Gothic" w:cs="Times New Roman"/>
-          <w:b/>
-          <w:sz w:val="16"/>
-          <w:szCs w:val="16"/>
-          <w:lang w:val="en-US"/>
-          <w14:ligatures w14:val="none"/>
-        </w:rPr>
-        <w:t>- If OUT of community of property (by Antenuptial Contract ("ANC")</w:t>
-      </w:r>
-    </w:p>
-    <w:p>
-      <w:pPr>
-        <w:rPr>
-          <w:rFonts w:ascii="Century Gothic" w:eastAsia="Times New Roman" w:hAnsi="Century Gothic" w:cs="Times New Roman"/>
-          <w:sz w:val="16"/>
-          <w:szCs w:val="16"/>
-          <w:lang w:val="en-US"/>
-          <w14:ligatures w14:val="none"/>
-        </w:rPr>
-      </w:pPr>
-      <w:r>
-        <w:rPr>
-          <w:rFonts w:ascii="Century Gothic" w:eastAsia="Times New Roman" w:hAnsi="Century Gothic" w:cs="Times New Roman"/>
-          <w:sz w:val="16"/>
-          <w:szCs w:val="16"/>
-          <w:lang w:val="en-US"/>
-          <w14:ligatures w14:val="none"/>
-        </w:rPr>
-        <w:t xml:space="preserve">[7] Page 1 (and page 2 if necessary) </w:t>
-      </w:r>
-      <w:proofErr w:type="gramStart"/>
-      <w:r>
-        <w:rPr>
-          <w:rFonts w:ascii="Century Gothic" w:eastAsia="Times New Roman" w:hAnsi="Century Gothic" w:cs="Times New Roman"/>
-          <w:sz w:val="16"/>
-          <w:szCs w:val="16"/>
-          <w:lang w:val="en-US"/>
-          <w14:ligatures w14:val="none"/>
-        </w:rPr>
-        <w:t>reflecting</w:t>
-      </w:r>
-      <w:proofErr w:type="gramEnd"/>
-      <w:r>
-        <w:rPr>
-          <w:rFonts w:ascii="Century Gothic" w:eastAsia="Times New Roman" w:hAnsi="Century Gothic" w:cs="Times New Roman"/>
-          <w:sz w:val="16"/>
-          <w:szCs w:val="16"/>
-          <w:lang w:val="en-US"/>
-          <w14:ligatures w14:val="none"/>
-        </w:rPr>
-        <w:t xml:space="preserve"> the registered number and names of both parties.</w:t>
+        <w:t>[7] Page 1 (and page 2 if necessary) reflecting the registered number and names of both parties.</w:t>
       </w:r>
     </w:p>
     <w:p>
@@ -16142,7 +15686,6 @@
                 <w14:ligatures w14:val="none"/>
               </w:rPr>
             </w:pPr>
-            <w:proofErr w:type="gramStart"/>
             <w:r>
               <w:rPr>
                 <w:rFonts w:ascii="Century Gothic" w:eastAsia="Times New Roman" w:hAnsi="Century Gothic" w:cs="Times New Roman"/>
@@ -16152,19 +15695,7 @@
                 <w:lang w:val="en-ZA"/>
                 <w14:ligatures w14:val="none"/>
               </w:rPr>
-              <w:t>PLUS</w:t>
-            </w:r>
-            <w:proofErr w:type="gramEnd"/>
-            <w:r>
-              <w:rPr>
-                <w:rFonts w:ascii="Century Gothic" w:eastAsia="Times New Roman" w:hAnsi="Century Gothic" w:cs="Times New Roman"/>
-                <w:b/>
-                <w:sz w:val="16"/>
-                <w:szCs w:val="16"/>
-                <w:lang w:val="en-ZA"/>
-                <w14:ligatures w14:val="none"/>
-              </w:rPr>
-              <w:t xml:space="preserve"> THE FOLLOWING:</w:t>
+              <w:t>PLUS THE FOLLOWING:</w:t>
             </w:r>
           </w:p>
           <w:p>
@@ -16454,29 +15985,7 @@
                 <w:lang w:val="en-ZA"/>
                 <w14:ligatures w14:val="none"/>
               </w:rPr>
-              <w:t xml:space="preserve">[1] Letters of Authority / </w:t>
-            </w:r>
-            <w:proofErr w:type="gramStart"/>
-            <w:r>
-              <w:rPr>
-                <w:rFonts w:ascii="Century Gothic" w:eastAsia="Times New Roman" w:hAnsi="Century Gothic" w:cs="Times New Roman"/>
-                <w:sz w:val="16"/>
-                <w:szCs w:val="16"/>
-                <w:lang w:val="en-ZA"/>
-                <w14:ligatures w14:val="none"/>
-              </w:rPr>
-              <w:t>Master's</w:t>
-            </w:r>
-            <w:proofErr w:type="gramEnd"/>
-            <w:r>
-              <w:rPr>
-                <w:rFonts w:ascii="Century Gothic" w:eastAsia="Times New Roman" w:hAnsi="Century Gothic" w:cs="Times New Roman"/>
-                <w:sz w:val="16"/>
-                <w:szCs w:val="16"/>
-                <w:lang w:val="en-ZA"/>
-                <w14:ligatures w14:val="none"/>
-              </w:rPr>
-              <w:t xml:space="preserve"> Certificate;</w:t>
+              <w:t>[1] Letters of Authority / Master's Certificate;</w:t>
             </w:r>
           </w:p>
           <w:p>
@@ -16672,6 +16181,7 @@
         <w:docPartUnique/>
       </w:docPartObj>
     </w:sdtPr>
+    <w:sdtEndPr/>
     <w:sdtContent>
       <w:p>
         <w:pPr>
@@ -16714,7 +16224,7 @@
             <w:noProof/>
           </w:rPr>
           <w:drawing>
-            <wp:anchor distT="0" distB="0" distL="114300" distR="114300" simplePos="0" relativeHeight="251658242" behindDoc="1" locked="0" layoutInCell="1" allowOverlap="1" wp14:anchorId="64A21619" wp14:editId="3936A71B">
+            <wp:anchor distT="0" distB="0" distL="114300" distR="114300" simplePos="0" relativeHeight="251658241" behindDoc="1" locked="0" layoutInCell="1" allowOverlap="1" wp14:anchorId="64A21619" wp14:editId="3936A71B">
               <wp:simplePos x="0" y="0"/>
               <wp:positionH relativeFrom="page">
                 <wp:posOffset>9525</wp:posOffset>
@@ -16863,6 +16373,7 @@
         <w:docPartUnique/>
       </w:docPartObj>
     </w:sdtPr>
+    <w:sdtEndPr/>
     <w:sdtContent>
       <w:p>
         <w:pPr>
@@ -16875,7 +16386,7 @@
             <w:noProof/>
           </w:rPr>
           <w:drawing>
-            <wp:anchor distT="0" distB="0" distL="114300" distR="114300" simplePos="0" relativeHeight="251658244" behindDoc="1" locked="0" layoutInCell="1" allowOverlap="1" wp14:anchorId="7B827715" wp14:editId="22C390AF">
+            <wp:anchor distT="0" distB="0" distL="114300" distR="114300" simplePos="0" relativeHeight="251658242" behindDoc="1" locked="0" layoutInCell="1" allowOverlap="1" wp14:anchorId="7B827715" wp14:editId="22C390AF">
               <wp:simplePos x="0" y="0"/>
               <wp:positionH relativeFrom="page">
                 <wp:posOffset>8467</wp:posOffset>
@@ -17004,7 +16515,7 @@
         <w:noProof/>
       </w:rPr>
       <w:drawing>
-        <wp:anchor distT="0" distB="0" distL="114300" distR="114300" simplePos="0" relativeHeight="251664390" behindDoc="0" locked="0" layoutInCell="1" allowOverlap="1" wp14:anchorId="1C1E5CBC" wp14:editId="4AF39DA4">
+        <wp:anchor distT="0" distB="0" distL="114300" distR="114300" simplePos="0" relativeHeight="251658244" behindDoc="0" locked="0" layoutInCell="1" allowOverlap="1" wp14:anchorId="1C1E5CBC" wp14:editId="4AF39DA4">
           <wp:simplePos x="0" y="0"/>
           <wp:positionH relativeFrom="page">
             <wp:align>left</wp:align>
@@ -17081,7 +16592,7 @@
         <w:noProof/>
       </w:rPr>
       <w:drawing>
-        <wp:anchor distT="0" distB="0" distL="114300" distR="114300" simplePos="0" relativeHeight="251662342" behindDoc="0" locked="0" layoutInCell="1" allowOverlap="1" wp14:anchorId="6B89B66F" wp14:editId="1917C0FE">
+        <wp:anchor distT="0" distB="0" distL="114300" distR="114300" simplePos="0" relativeHeight="251658243" behindDoc="0" locked="0" layoutInCell="1" allowOverlap="1" wp14:anchorId="6B89B66F" wp14:editId="1917C0FE">
           <wp:simplePos x="0" y="0"/>
           <wp:positionH relativeFrom="page">
             <wp:align>left</wp:align>
@@ -20890,18 +20401,6 @@
 </file>
 
 <file path=customXml/item1.xml><?xml version="1.0" encoding="utf-8"?>
-<p:properties xmlns:p="http://schemas.microsoft.com/office/2006/metadata/properties" xmlns:xsi="http://www.w3.org/2001/XMLSchema-instance" xmlns:pc="http://schemas.microsoft.com/office/infopath/2007/PartnerControls">
-  <documentManagement>
-    <TaxCatchAll xmlns="8e5f3d71-0beb-4b39-88ef-cdf36ae7b5c3" xsi:nil="true"/>
-    <lcf76f155ced4ddcb4097134ff3c332f xmlns="43021b47-ae6b-408b-88f1-b8bc00b380d6">
-      <Terms xmlns="http://schemas.microsoft.com/office/infopath/2007/PartnerControls"/>
-    </lcf76f155ced4ddcb4097134ff3c332f>
-    <_Flow_SignoffStatus xmlns="43021b47-ae6b-408b-88f1-b8bc00b380d6" xsi:nil="true"/>
-  </documentManagement>
-</p:properties>
-</file>
-
-<file path=customXml/item2.xml><?xml version="1.0" encoding="utf-8"?>
 <?mso-contentType ?>
 <FormTemplates xmlns="http://schemas.microsoft.com/sharepoint/v3/contenttype/forms">
   <Display>DocumentLibraryForm</Display>
@@ -20910,7 +20409,7 @@
 </FormTemplates>
 </file>
 
-<file path=customXml/item3.xml><?xml version="1.0" encoding="utf-8"?>
+<file path=customXml/item2.xml><?xml version="1.0" encoding="utf-8"?>
 <ct:contentTypeSchema xmlns:ct="http://schemas.microsoft.com/office/2006/metadata/contentType" xmlns:ma="http://schemas.microsoft.com/office/2006/metadata/properties/metaAttributes" ct:_="" ma:_="" ma:contentTypeName="Document" ma:contentTypeID="0x010100B8B53D07DE066244B191DAFC74526110" ma:contentTypeVersion="20" ma:contentTypeDescription="Create a new document." ma:contentTypeScope="" ma:versionID="1e3462b5df65200c3d0550d9ae20b8f4">
   <xsd:schema xmlns:xsd="http://www.w3.org/2001/XMLSchema" xmlns:xs="http://www.w3.org/2001/XMLSchema" xmlns:p="http://schemas.microsoft.com/office/2006/metadata/properties" xmlns:ns2="43021b47-ae6b-408b-88f1-b8bc00b380d6" xmlns:ns3="8e5f3d71-0beb-4b39-88ef-cdf36ae7b5c3" targetNamespace="http://schemas.microsoft.com/office/2006/metadata/properties" ma:root="true" ma:fieldsID="fd690902a3b13cf173a643938e37c7e6" ns2:_="" ns3:_="">
     <xsd:import namespace="43021b47-ae6b-408b-88f1-b8bc00b380d6"/>
@@ -21177,18 +20676,19 @@
 </ct:contentTypeSchema>
 </file>
 
-<file path=customXml/itemProps1.xml><?xml version="1.0" encoding="utf-8"?>
-<ds:datastoreItem xmlns:ds="http://schemas.openxmlformats.org/officeDocument/2006/customXml" ds:itemID="{395B5D4B-0F1F-465C-A84B-C61AC73BD302}">
-  <ds:schemaRefs>
-    <ds:schemaRef ds:uri="http://schemas.microsoft.com/office/2006/metadata/properties"/>
-    <ds:schemaRef ds:uri="http://schemas.microsoft.com/office/infopath/2007/PartnerControls"/>
-    <ds:schemaRef ds:uri="8e5f3d71-0beb-4b39-88ef-cdf36ae7b5c3"/>
-    <ds:schemaRef ds:uri="43021b47-ae6b-408b-88f1-b8bc00b380d6"/>
-  </ds:schemaRefs>
-</ds:datastoreItem>
+<file path=customXml/item3.xml><?xml version="1.0" encoding="utf-8"?>
+<p:properties xmlns:p="http://schemas.microsoft.com/office/2006/metadata/properties" xmlns:xsi="http://www.w3.org/2001/XMLSchema-instance" xmlns:pc="http://schemas.microsoft.com/office/infopath/2007/PartnerControls">
+  <documentManagement>
+    <TaxCatchAll xmlns="8e5f3d71-0beb-4b39-88ef-cdf36ae7b5c3" xsi:nil="true"/>
+    <lcf76f155ced4ddcb4097134ff3c332f xmlns="43021b47-ae6b-408b-88f1-b8bc00b380d6">
+      <Terms xmlns="http://schemas.microsoft.com/office/infopath/2007/PartnerControls"/>
+    </lcf76f155ced4ddcb4097134ff3c332f>
+    <_Flow_SignoffStatus xmlns="43021b47-ae6b-408b-88f1-b8bc00b380d6" xsi:nil="true"/>
+  </documentManagement>
+</p:properties>
 </file>
 
-<file path=customXml/itemProps2.xml><?xml version="1.0" encoding="utf-8"?>
+<file path=customXml/itemProps1.xml><?xml version="1.0" encoding="utf-8"?>
 <ds:datastoreItem xmlns:ds="http://schemas.openxmlformats.org/officeDocument/2006/customXml" ds:itemID="{74F78FE5-00CB-4AB5-BB87-CB3F1345457D}">
   <ds:schemaRefs>
     <ds:schemaRef ds:uri="http://schemas.microsoft.com/sharepoint/v3/contenttype/forms"/>
@@ -21196,7 +20696,7 @@
 </ds:datastoreItem>
 </file>
 
-<file path=customXml/itemProps3.xml><?xml version="1.0" encoding="utf-8"?>
+<file path=customXml/itemProps2.xml><?xml version="1.0" encoding="utf-8"?>
 <ds:datastoreItem xmlns:ds="http://schemas.openxmlformats.org/officeDocument/2006/customXml" ds:itemID="{A5914EBB-A223-493C-AD45-BD3249B2510E}">
   <ds:schemaRefs>
     <ds:schemaRef ds:uri="http://schemas.microsoft.com/office/2006/metadata/contentType"/>
@@ -21213,4 +20713,15 @@
     <ds:schemaRef ds:uri="http://schemas.microsoft.com/internal/obd"/>
   </ds:schemaRefs>
 </ds:datastoreItem>
+</file>
+
+<file path=customXml/itemProps3.xml><?xml version="1.0" encoding="utf-8"?>
+<ds:datastoreItem xmlns:ds="http://schemas.openxmlformats.org/officeDocument/2006/customXml" ds:itemID="{395B5D4B-0F1F-465C-A84B-C61AC73BD302}">
+  <ds:schemaRefs>
+    <ds:schemaRef ds:uri="http://schemas.microsoft.com/office/2006/metadata/properties"/>
+    <ds:schemaRef ds:uri="http://schemas.microsoft.com/office/infopath/2007/PartnerControls"/>
+    <ds:schemaRef ds:uri="8e5f3d71-0beb-4b39-88ef-cdf36ae7b5c3"/>
+    <ds:schemaRef ds:uri="43021b47-ae6b-408b-88f1-b8bc00b380d6"/>
+  </ds:schemaRefs>
+</ds:datastoreItem>
 </file>